--- a/arb/docx/012.content.docx
+++ b/arb/docx/012.content.docx
@@ -22,7 +22,7 @@
         <w:rPr>
           <w:lang w:val="ar_AE" w:bidi="ar_AE"/>
         </w:rPr>
-        <w:t>Resource: Tyndale Open Study Notes</w:t>
+        <w:t>Resource: Aquifer Open Study Notes (Profiles)</w:t>
       </w:r>
       <w:r>
         <w:rPr>
@@ -122,7 +122,7 @@
         <w:rPr>
           <w:lang w:val="ar_AE" w:bidi="ar_AE"/>
         </w:rPr>
-        <w:t>Tyndale Open Study Notes</w:t>
+        <w:t>Aquifer Open Study Notes (Profiles)</w:t>
       </w:r>
     </w:p>
     <w:p>

--- a/arb/docx/012.content.docx
+++ b/arb/docx/012.content.docx
@@ -9,6 +9,8 @@
       </w:pPr>
       <w:r>
         <w:rPr>
+          <w:rtl/>
+          <w:cs/>
           <w:lang w:val="ar_AE" w:bidi="ar_AE"/>
         </w:rPr>
       </w:r>
@@ -20,12 +22,16 @@
       </w:pPr>
       <w:r>
         <w:rPr>
+          <w:rtl/>
+          <w:cs/>
           <w:lang w:val="ar_AE" w:bidi="ar_AE"/>
         </w:rPr>
         <w:t>Resource: Aquifer Open Study Notes (Profiles)</w:t>
       </w:r>
       <w:r>
         <w:rPr>
+          <w:rtl/>
+          <w:cs/>
           <w:lang w:val="ar_AE" w:bidi="ar_AE"/>
         </w:rPr>
       </w:r>
@@ -36,12 +42,16 @@
       </w:pPr>
       <w:r>
         <w:rPr>
+          <w:rtl/>
+          <w:cs/>
           <w:lang w:val="ar_AE" w:bidi="ar_AE"/>
         </w:rPr>
       </w:r>
       <w:r>
         <w:rPr>
           <w:b/>
+          <w:rtl/>
+          <w:cs/>
           <w:lang w:val="ar_AE" w:bidi="ar_AE"/>
         </w:rPr>
         <w:t>Aquifer Open Study Notes (Profiles)</w:t>
@@ -53,35 +63,47 @@
       </w:pPr>
       <w:r>
         <w:rPr>
-          <w:lang w:val="ar_AE" w:bidi="ar_AE"/>
-        </w:rPr>
-      </w:r>
-      <w:r>
-        <w:rPr>
+          <w:rtl/>
+          <w:cs/>
+          <w:lang w:val="ar_AE" w:bidi="ar_AE"/>
+        </w:rPr>
+      </w:r>
+      <w:r>
+        <w:rPr>
+          <w:rtl/>
+          <w:cs/>
           <w:lang w:val="ar_AE" w:bidi="ar_AE"/>
         </w:rPr>
         <w:t xml:space="preserve">This work is an adaptation of </w:t>
       </w:r>
       <w:r>
         <w:rPr>
+          <w:rtl/>
+          <w:cs/>
           <w:lang w:val="ar_AE" w:bidi="ar_AE"/>
         </w:rPr>
         <w:t>Tyndale Open Study Notes</w:t>
       </w:r>
       <w:r>
         <w:rPr>
+          <w:rtl/>
+          <w:cs/>
           <w:lang w:val="ar_AE" w:bidi="ar_AE"/>
         </w:rPr>
         <w:t xml:space="preserve"> © 2023 Tyndale House Publishers, licensed under the CC BY-SA 4.0 license. The adaptation, </w:t>
       </w:r>
       <w:r>
         <w:rPr>
+          <w:rtl/>
+          <w:cs/>
           <w:lang w:val="ar_AE" w:bidi="ar_AE"/>
         </w:rPr>
         <w:t>Aquifer Open Study Notes</w:t>
       </w:r>
       <w:r>
         <w:rPr>
+          <w:rtl/>
+          <w:cs/>
           <w:lang w:val="ar_AE" w:bidi="ar_AE"/>
         </w:rPr>
         <w:t>, was created by Mission Mutual and is also licensed under CC BY-SA 4.0.</w:t>
@@ -93,22 +115,30 @@
       </w:pPr>
       <w:r>
         <w:rPr>
-          <w:lang w:val="ar_AE" w:bidi="ar_AE"/>
-        </w:rPr>
-      </w:r>
-      <w:r>
-        <w:rPr>
+          <w:rtl/>
+          <w:cs/>
+          <w:lang w:val="ar_AE" w:bidi="ar_AE"/>
+        </w:rPr>
+      </w:r>
+      <w:r>
+        <w:rPr>
+          <w:rtl/>
+          <w:cs/>
           <w:lang w:val="ar_AE" w:bidi="ar_AE"/>
         </w:rPr>
         <w:t>This resource has been adapted into multiple languages, including English, Tok Pisin, Arabic (عربي), French (Français), Hindi (हिंदी), Indonesian (Bahasa Indonesia), Portuguese (Português), Russian (Русский), Spanish (Español), Swahili (Kiswahili), and Simplified Chinese (简体中文).</w:t>
       </w:r>
       <w:r>
         <w:rPr>
-          <w:lang w:val="ar_AE" w:bidi="ar_AE"/>
-        </w:rPr>
-      </w:r>
-      <w:r>
-        <w:rPr>
+          <w:rtl/>
+          <w:cs/>
+          <w:lang w:val="ar_AE" w:bidi="ar_AE"/>
+        </w:rPr>
+      </w:r>
+      <w:r>
+        <w:rPr>
+          <w:rtl/>
+          <w:cs/>
           <w:lang w:val="ar_AE" w:bidi="ar_AE"/>
         </w:rPr>
       </w:r>
@@ -120,6 +150,8 @@
       </w:pPr>
       <w:r>
         <w:rPr>
+          <w:rtl/>
+          <w:cs/>
           <w:lang w:val="ar_AE" w:bidi="ar_AE"/>
         </w:rPr>
         <w:t>Aquifer Open Study Notes (Profiles)</w:t>
@@ -149,6 +181,8 @@
       </w:pPr>
       <w:r>
         <w:rPr>
+          <w:rtl/>
+          <w:cs/>
           <w:lang w:val="ar_AE" w:bidi="ar_AE"/>
         </w:rPr>
       </w:r>
@@ -160,12 +194,16 @@
       </w:pPr>
       <w:r>
         <w:rPr>
+          <w:rtl/>
+          <w:cs/>
           <w:lang w:val="ar_AE" w:bidi="ar_AE"/>
         </w:rPr>
         <w:t>ت</w:t>
       </w:r>
       <w:r>
         <w:rPr>
+          <w:rtl/>
+          <w:cs/>
           <w:lang w:val="ar_AE" w:bidi="ar_AE"/>
         </w:rPr>
       </w:r>
@@ -176,22 +214,30 @@
       </w:pPr>
       <w:r>
         <w:rPr>
-          <w:lang w:val="ar_AE" w:bidi="ar_AE"/>
-        </w:rPr>
-      </w:r>
-      <w:r>
-        <w:rPr>
+          <w:rtl/>
+          <w:cs/>
+          <w:lang w:val="ar_AE" w:bidi="ar_AE"/>
+        </w:rPr>
+      </w:r>
+      <w:r>
+        <w:rPr>
+          <w:rtl/>
+          <w:cs/>
           <w:lang w:val="ar_AE" w:bidi="ar_AE"/>
         </w:rPr>
         <w:t xml:space="preserve"> </w:t>
       </w:r>
       <w:r>
         <w:rPr>
-          <w:lang w:val="ar_AE" w:bidi="ar_AE"/>
-        </w:rPr>
-      </w:r>
-      <w:r>
-        <w:rPr>
+          <w:rtl/>
+          <w:cs/>
+          <w:lang w:val="ar_AE" w:bidi="ar_AE"/>
+        </w:rPr>
+      </w:r>
+      <w:r>
+        <w:rPr>
+          <w:rtl/>
+          <w:cs/>
           <w:lang w:val="ar_AE" w:bidi="ar_AE"/>
         </w:rPr>
       </w:r>
@@ -217,6 +263,8 @@
       </w:pPr>
       <w:r>
         <w:rPr>
+          <w:rtl/>
+          <w:cs/>
           <w:lang w:val="ar_AE" w:bidi="ar_AE"/>
         </w:rPr>
       </w:r>
@@ -228,12 +276,16 @@
       </w:pPr>
       <w:r>
         <w:rPr>
+          <w:rtl/>
+          <w:cs/>
           <w:lang w:val="ar_AE" w:bidi="ar_AE"/>
         </w:rPr>
         <w:t>تُومَا</w:t>
       </w:r>
       <w:r>
         <w:rPr>
+          <w:rtl/>
+          <w:cs/>
           <w:lang w:val="ar_AE" w:bidi="ar_AE"/>
         </w:rPr>
       </w:r>
@@ -244,11 +296,15 @@
       </w:pPr>
       <w:r>
         <w:rPr>
-          <w:lang w:val="ar_AE" w:bidi="ar_AE"/>
-        </w:rPr>
-      </w:r>
-      <w:r>
-        <w:rPr>
+          <w:rtl/>
+          <w:cs/>
+          <w:lang w:val="ar_AE" w:bidi="ar_AE"/>
+        </w:rPr>
+      </w:r>
+      <w:r>
+        <w:rPr>
+          <w:rtl/>
+          <w:cs/>
           <w:lang w:val="ar_AE" w:bidi="ar_AE"/>
         </w:rPr>
         <w:t>كان تُومَا واحدًا من الرسل الاثني عشر (</w:t>
@@ -256,6 +312,8 @@
       <w:hyperlink r:id="rId13">
         <w:r>
           <w:rPr>
+            <w:rtl/>
+            <w:cs/>
             <w:lang w:val="ar_AE" w:bidi="ar_AE"/>
           </w:rPr>
           <w:rPr>
@@ -267,6 +325,8 @@
       </w:hyperlink>
       <w:r>
         <w:rPr>
+          <w:rtl/>
+          <w:cs/>
           <w:lang w:val="ar_AE" w:bidi="ar_AE"/>
         </w:rPr>
         <w:t xml:space="preserve">؛ </w:t>
@@ -274,6 +334,8 @@
       <w:hyperlink r:id="rId14">
         <w:r>
           <w:rPr>
+            <w:rtl/>
+            <w:cs/>
             <w:lang w:val="ar_AE" w:bidi="ar_AE"/>
           </w:rPr>
           <w:rPr>
@@ -285,6 +347,8 @@
       </w:hyperlink>
       <w:r>
         <w:rPr>
+          <w:rtl/>
+          <w:cs/>
           <w:lang w:val="ar_AE" w:bidi="ar_AE"/>
         </w:rPr>
         <w:t xml:space="preserve">؛ </w:t>
@@ -292,6 +356,8 @@
       <w:hyperlink r:id="rId15">
         <w:r>
           <w:rPr>
+            <w:rtl/>
+            <w:cs/>
             <w:lang w:val="ar_AE" w:bidi="ar_AE"/>
           </w:rPr>
           <w:rPr>
@@ -303,6 +369,8 @@
       </w:hyperlink>
       <w:r>
         <w:rPr>
+          <w:rtl/>
+          <w:cs/>
           <w:lang w:val="ar_AE" w:bidi="ar_AE"/>
         </w:rPr>
         <w:t xml:space="preserve">؛ </w:t>
@@ -310,6 +378,8 @@
       <w:hyperlink r:id="rId16">
         <w:r>
           <w:rPr>
+            <w:rtl/>
+            <w:cs/>
             <w:lang w:val="ar_AE" w:bidi="ar_AE"/>
           </w:rPr>
           <w:rPr>
@@ -321,6 +391,8 @@
       </w:hyperlink>
       <w:r>
         <w:rPr>
+          <w:rtl/>
+          <w:cs/>
           <w:lang w:val="ar_AE" w:bidi="ar_AE"/>
         </w:rPr>
         <w:t>). يُعرف أيضًا باسم "التوأم." واشتهر توما أكثر من غيره لشكه في قيامة يسوع من الموت.</w:t>
@@ -332,11 +404,15 @@
       </w:pPr>
       <w:r>
         <w:rPr>
-          <w:lang w:val="ar_AE" w:bidi="ar_AE"/>
-        </w:rPr>
-      </w:r>
-      <w:r>
-        <w:rPr>
+          <w:rtl/>
+          <w:cs/>
+          <w:lang w:val="ar_AE" w:bidi="ar_AE"/>
+        </w:rPr>
+      </w:r>
+      <w:r>
+        <w:rPr>
+          <w:rtl/>
+          <w:cs/>
           <w:lang w:val="ar_AE" w:bidi="ar_AE"/>
         </w:rPr>
         <w:t>نحن لا نعرف كيف التقى يسوع بتوما أول مرةودعاه ليكون تلميذًا له. إنجيل يوحنا هو المصدر الوحيد الذي ينطوي على روايات شخصية عن توما. عبّر توما عن استعداده لاتباع يسوع، حتى لو كان ذلك يعني الموت (</w:t>
@@ -344,6 +420,8 @@
       <w:hyperlink r:id="rId17">
         <w:r>
           <w:rPr>
+            <w:rtl/>
+            <w:cs/>
             <w:lang w:val="ar_AE" w:bidi="ar_AE"/>
           </w:rPr>
           <w:rPr>
@@ -355,6 +433,8 @@
       </w:hyperlink>
       <w:r>
         <w:rPr>
+          <w:rtl/>
+          <w:cs/>
           <w:lang w:val="ar_AE" w:bidi="ar_AE"/>
         </w:rPr>
         <w:t>). وأخبر يسوع صراحةً أنه لم يفهم ما كان يقوله (</w:t>
@@ -362,6 +442,8 @@
       <w:hyperlink r:id="rId18">
         <w:r>
           <w:rPr>
+            <w:rtl/>
+            <w:cs/>
             <w:lang w:val="ar_AE" w:bidi="ar_AE"/>
           </w:rPr>
           <w:rPr>
@@ -373,6 +455,8 @@
       </w:hyperlink>
       <w:r>
         <w:rPr>
+          <w:rtl/>
+          <w:cs/>
           <w:lang w:val="ar_AE" w:bidi="ar_AE"/>
         </w:rPr>
         <w:t>). كان توما أيضًا واحدًا من السبعة تلاميذ الذين عادوا إلى الصيد بعد القيامة، عندما ظهر لهم يسوع (</w:t>
@@ -380,6 +464,8 @@
       <w:hyperlink r:id="rId19">
         <w:r>
           <w:rPr>
+            <w:rtl/>
+            <w:cs/>
             <w:lang w:val="ar_AE" w:bidi="ar_AE"/>
           </w:rPr>
           <w:rPr>
@@ -391,6 +477,8 @@
       </w:hyperlink>
       <w:r>
         <w:rPr>
+          <w:rtl/>
+          <w:cs/>
           <w:lang w:val="ar_AE" w:bidi="ar_AE"/>
         </w:rPr>
         <w:t>).</w:t>
@@ -402,11 +490,15 @@
       </w:pPr>
       <w:r>
         <w:rPr>
-          <w:lang w:val="ar_AE" w:bidi="ar_AE"/>
-        </w:rPr>
-      </w:r>
-      <w:r>
-        <w:rPr>
+          <w:rtl/>
+          <w:cs/>
+          <w:lang w:val="ar_AE" w:bidi="ar_AE"/>
+        </w:rPr>
+      </w:r>
+      <w:r>
+        <w:rPr>
+          <w:rtl/>
+          <w:cs/>
           <w:lang w:val="ar_AE" w:bidi="ar_AE"/>
         </w:rPr>
         <w:t>عندما ظهر يسوع أول مرة لتلاميذه بعد موته، لم يكن توما من بين الحاضرين. وعندما سمع توما رواية التلاميذ، لم يصدق ذلك. أصرّ على حاجته لرؤية علامات الصلب على جسد يسوع وأن يلمسها بنفسه (</w:t>
@@ -414,6 +506,8 @@
       <w:hyperlink r:id="rId20">
         <w:r>
           <w:rPr>
+            <w:rtl/>
+            <w:cs/>
             <w:lang w:val="ar_AE" w:bidi="ar_AE"/>
           </w:rPr>
           <w:rPr>
@@ -425,6 +519,8 @@
       </w:hyperlink>
       <w:r>
         <w:rPr>
+          <w:rtl/>
+          <w:cs/>
           <w:lang w:val="ar_AE" w:bidi="ar_AE"/>
         </w:rPr>
         <w:t>). بعد أسبوع، ظهر يسوع للتلاميذ مرة أخرى وتحدث مباشرة إلى توما. طلب من توما أن يفحص علامات المسامير والحربة على جسده، ودعاه أن يؤمن دون شك (</w:t>
@@ -432,6 +528,8 @@
       <w:hyperlink r:id="rId21">
         <w:r>
           <w:rPr>
+            <w:rtl/>
+            <w:cs/>
             <w:lang w:val="ar_AE" w:bidi="ar_AE"/>
           </w:rPr>
           <w:rPr>
@@ -443,6 +541,8 @@
       </w:hyperlink>
       <w:r>
         <w:rPr>
+          <w:rtl/>
+          <w:cs/>
           <w:lang w:val="ar_AE" w:bidi="ar_AE"/>
         </w:rPr>
         <w:t>).</w:t>
@@ -454,23 +554,31 @@
       </w:pPr>
       <w:r>
         <w:rPr>
-          <w:lang w:val="ar_AE" w:bidi="ar_AE"/>
-        </w:rPr>
-      </w:r>
-      <w:r>
-        <w:rPr>
+          <w:rtl/>
+          <w:cs/>
+          <w:lang w:val="ar_AE" w:bidi="ar_AE"/>
+        </w:rPr>
+      </w:r>
+      <w:r>
+        <w:rPr>
+          <w:rtl/>
+          <w:cs/>
           <w:lang w:val="ar_AE" w:bidi="ar_AE"/>
         </w:rPr>
         <w:t>عندما رأى توما يسوع حيًا مرة أخرى، أقر فأعلن واحدًا من أهم الإقرارات في العهد الجديد. اعترف بيسوع أنه الله بقوله، "</w:t>
       </w:r>
       <w:r>
         <w:rPr>
+          <w:rtl/>
+          <w:cs/>
           <w:lang w:val="ar_AE" w:bidi="ar_AE"/>
         </w:rPr>
         <w:t>رَبِّي وَإِلَهِي!</w:t>
       </w:r>
       <w:r>
         <w:rPr>
+          <w:rtl/>
+          <w:cs/>
           <w:lang w:val="ar_AE" w:bidi="ar_AE"/>
         </w:rPr>
         <w:t>" (</w:t>
@@ -478,6 +586,8 @@
       <w:hyperlink r:id="rId22">
         <w:r>
           <w:rPr>
+            <w:rtl/>
+            <w:cs/>
             <w:lang w:val="ar_AE" w:bidi="ar_AE"/>
           </w:rPr>
           <w:rPr>
@@ -489,6 +599,8 @@
       </w:hyperlink>
       <w:r>
         <w:rPr>
+          <w:rtl/>
+          <w:cs/>
           <w:lang w:val="ar_AE" w:bidi="ar_AE"/>
         </w:rPr>
         <w:t>). تُظهر هذه اللحظة بوضوح في إنجيل يوحنّا أن يسوع ذو طبيعة إلهية (الله في ثوب بشري).</w:t>
@@ -500,11 +612,15 @@
       </w:pPr>
       <w:r>
         <w:rPr>
-          <w:lang w:val="ar_AE" w:bidi="ar_AE"/>
-        </w:rPr>
-      </w:r>
-      <w:r>
-        <w:rPr>
+          <w:rtl/>
+          <w:cs/>
+          <w:lang w:val="ar_AE" w:bidi="ar_AE"/>
+        </w:rPr>
+      </w:r>
+      <w:r>
+        <w:rPr>
+          <w:rtl/>
+          <w:cs/>
           <w:lang w:val="ar_AE" w:bidi="ar_AE"/>
         </w:rPr>
         <w:t>تشير التقاليد اللاحقة إلى أن توما كان مرسلًا في الشرق، بما في ذلك بارثيا (وفقًا لأوسابيوس)، وفارس (وفقًا لجيروم)، ووفقًا لـ</w:t>
@@ -512,12 +628,16 @@
       <w:r>
         <w:rPr>
           <w:i/>
+          <w:rtl/>
+          <w:cs/>
           <w:lang w:val="ar_AE" w:bidi="ar_AE"/>
         </w:rPr>
         <w:t>أعمال توما</w:t>
       </w:r>
       <w:r>
         <w:rPr>
+          <w:rtl/>
+          <w:cs/>
           <w:lang w:val="ar_AE" w:bidi="ar_AE"/>
         </w:rPr>
         <w:t>. ترجع أصول كنيسة مار توما على الساحل الغربي إلى العمل التبشيري المبكر لتوما. إنما دقة هذه الروايات التاريخية غير مؤكدة.</w:t>
@@ -529,11 +649,15 @@
       </w:pPr>
       <w:r>
         <w:rPr>
-          <w:lang w:val="ar_AE" w:bidi="ar_AE"/>
-        </w:rPr>
-      </w:r>
-      <w:r>
-        <w:rPr>
+          <w:rtl/>
+          <w:cs/>
+          <w:lang w:val="ar_AE" w:bidi="ar_AE"/>
+        </w:rPr>
+      </w:r>
+      <w:r>
+        <w:rPr>
+          <w:rtl/>
+          <w:cs/>
           <w:lang w:val="ar_AE" w:bidi="ar_AE"/>
         </w:rPr>
         <w:t>تدعي بعض الكتب القديمة أنها كتبت بواسطة توما أو تتحدث عنه، ولكن هذه الكتب كُتبت بعد وفاته بفترة طويلة ولا يعوّل عليها. وتشمل هذه:</w:t>
@@ -548,11 +672,15 @@
       </w:pPr>
       <w:r>
         <w:rPr>
-          <w:lang w:val="ar_AE" w:bidi="ar_AE"/>
-        </w:rPr>
-      </w:r>
-      <w:r>
-        <w:rPr>
+          <w:rtl/>
+          <w:cs/>
+          <w:lang w:val="ar_AE" w:bidi="ar_AE"/>
+        </w:rPr>
+      </w:r>
+      <w:r>
+        <w:rPr>
+          <w:rtl/>
+          <w:cs/>
           <w:lang w:val="ar_AE" w:bidi="ar_AE"/>
         </w:rPr>
         <w:t xml:space="preserve">أعمال </w:t>
@@ -560,6 +688,8 @@
       <w:r>
         <w:rPr>
           <w:i/>
+          <w:rtl/>
+          <w:cs/>
           <w:lang w:val="ar_AE" w:bidi="ar_AE"/>
         </w:rPr>
         <w:t>توما</w:t>
@@ -574,18 +704,24 @@
       </w:pPr>
       <w:r>
         <w:rPr>
+          <w:rtl/>
+          <w:cs/>
           <w:lang w:val="ar_AE" w:bidi="ar_AE"/>
         </w:rPr>
       </w:r>
       <w:r>
         <w:rPr>
           <w:i/>
+          <w:rtl/>
+          <w:cs/>
           <w:lang w:val="ar_AE" w:bidi="ar_AE"/>
         </w:rPr>
         <w:t>إ</w:t>
       </w:r>
       <w:r>
         <w:rPr>
+          <w:rtl/>
+          <w:cs/>
           <w:lang w:val="ar_AE" w:bidi="ar_AE"/>
         </w:rPr>
         <w:t xml:space="preserve">نجيل </w:t>
@@ -593,6 +729,8 @@
       <w:r>
         <w:rPr>
           <w:i/>
+          <w:rtl/>
+          <w:cs/>
           <w:lang w:val="ar_AE" w:bidi="ar_AE"/>
         </w:rPr>
         <w:t>طفولة توما</w:t>
@@ -607,18 +745,24 @@
       </w:pPr>
       <w:r>
         <w:rPr>
+          <w:rtl/>
+          <w:cs/>
           <w:lang w:val="ar_AE" w:bidi="ar_AE"/>
         </w:rPr>
       </w:r>
       <w:r>
         <w:rPr>
           <w:i/>
+          <w:rtl/>
+          <w:cs/>
           <w:lang w:val="ar_AE" w:bidi="ar_AE"/>
         </w:rPr>
         <w:t>الرسالة إلى</w:t>
       </w:r>
       <w:r>
         <w:rPr>
+          <w:rtl/>
+          <w:cs/>
           <w:lang w:val="ar_AE" w:bidi="ar_AE"/>
         </w:rPr>
         <w:t xml:space="preserve"> </w:t>
@@ -626,6 +770,8 @@
       <w:r>
         <w:rPr>
           <w:i/>
+          <w:rtl/>
+          <w:cs/>
           <w:lang w:val="ar_AE" w:bidi="ar_AE"/>
         </w:rPr>
         <w:t>الرسل</w:t>
@@ -640,18 +786,24 @@
       </w:pPr>
       <w:r>
         <w:rPr>
+          <w:rtl/>
+          <w:cs/>
           <w:lang w:val="ar_AE" w:bidi="ar_AE"/>
         </w:rPr>
       </w:r>
       <w:r>
         <w:rPr>
           <w:i/>
+          <w:rtl/>
+          <w:cs/>
           <w:lang w:val="ar_AE" w:bidi="ar_AE"/>
         </w:rPr>
         <w:t>نهاية</w:t>
       </w:r>
       <w:r>
         <w:rPr>
+          <w:rtl/>
+          <w:cs/>
           <w:lang w:val="ar_AE" w:bidi="ar_AE"/>
         </w:rPr>
         <w:t xml:space="preserve"> </w:t>
@@ -659,6 +811,8 @@
       <w:r>
         <w:rPr>
           <w:i/>
+          <w:rtl/>
+          <w:cs/>
           <w:lang w:val="ar_AE" w:bidi="ar_AE"/>
         </w:rPr>
         <w:t>العالم لتوما</w:t>
@@ -673,12 +827,16 @@
       </w:pPr>
       <w:r>
         <w:rPr>
+          <w:rtl/>
+          <w:cs/>
           <w:lang w:val="ar_AE" w:bidi="ar_AE"/>
         </w:rPr>
       </w:r>
       <w:r>
         <w:rPr>
           <w:i/>
+          <w:rtl/>
+          <w:cs/>
           <w:lang w:val="ar_AE" w:bidi="ar_AE"/>
         </w:rPr>
         <w:t>كتاب توما الرياضي</w:t>
@@ -693,18 +851,24 @@
       </w:pPr>
       <w:r>
         <w:rPr>
+          <w:rtl/>
+          <w:cs/>
           <w:lang w:val="ar_AE" w:bidi="ar_AE"/>
         </w:rPr>
       </w:r>
       <w:r>
         <w:rPr>
           <w:i/>
+          <w:rtl/>
+          <w:cs/>
           <w:lang w:val="ar_AE" w:bidi="ar_AE"/>
         </w:rPr>
         <w:t>إ</w:t>
       </w:r>
       <w:r>
         <w:rPr>
+          <w:rtl/>
+          <w:cs/>
           <w:lang w:val="ar_AE" w:bidi="ar_AE"/>
         </w:rPr>
         <w:t xml:space="preserve">نجيل </w:t>
@@ -712,12 +876,16 @@
       <w:r>
         <w:rPr>
           <w:i/>
+          <w:rtl/>
+          <w:cs/>
           <w:lang w:val="ar_AE" w:bidi="ar_AE"/>
         </w:rPr>
         <w:t>توما</w:t>
       </w:r>
       <w:r>
         <w:rPr>
+          <w:rtl/>
+          <w:cs/>
           <w:lang w:val="ar_AE" w:bidi="ar_AE"/>
         </w:rPr>
         <w:t xml:space="preserve"> (مجموعة غنوصية من أقوال يسوع) </w:t>
@@ -729,12 +897,16 @@
       </w:pPr>
       <w:r>
         <w:rPr>
+          <w:rtl/>
+          <w:cs/>
           <w:lang w:val="ar_AE" w:bidi="ar_AE"/>
         </w:rPr>
       </w:r>
       <w:r>
         <w:rPr>
           <w:u w:val="single"/>
+          <w:rtl/>
+          <w:cs/>
           <w:lang w:val="ar_AE" w:bidi="ar_AE"/>
         </w:rPr>
         <w:t>مقاطع كتابية لدراسة أعمق</w:t>
@@ -746,12 +918,16 @@
       </w:pPr>
       <w:r>
         <w:rPr>
+          <w:rtl/>
+          <w:cs/>
           <w:lang w:val="ar_AE" w:bidi="ar_AE"/>
         </w:rPr>
       </w:r>
       <w:hyperlink r:id="rId13">
         <w:r>
           <w:rPr>
+            <w:rtl/>
+            <w:cs/>
             <w:lang w:val="ar_AE" w:bidi="ar_AE"/>
           </w:rPr>
           <w:rPr>
@@ -763,6 +939,8 @@
       </w:hyperlink>
       <w:r>
         <w:rPr>
+          <w:rtl/>
+          <w:cs/>
           <w:lang w:val="ar_AE" w:bidi="ar_AE"/>
         </w:rPr>
         <w:t xml:space="preserve">؛ </w:t>
@@ -770,6 +948,8 @@
       <w:hyperlink r:id="rId14">
         <w:r>
           <w:rPr>
+            <w:rtl/>
+            <w:cs/>
             <w:lang w:val="ar_AE" w:bidi="ar_AE"/>
           </w:rPr>
           <w:rPr>
@@ -781,6 +961,8 @@
       </w:hyperlink>
       <w:r>
         <w:rPr>
+          <w:rtl/>
+          <w:cs/>
           <w:lang w:val="ar_AE" w:bidi="ar_AE"/>
         </w:rPr>
         <w:t xml:space="preserve">؛ </w:t>
@@ -788,6 +970,8 @@
       <w:hyperlink r:id="rId15">
         <w:r>
           <w:rPr>
+            <w:rtl/>
+            <w:cs/>
             <w:lang w:val="ar_AE" w:bidi="ar_AE"/>
           </w:rPr>
           <w:rPr>
@@ -799,6 +983,8 @@
       </w:hyperlink>
       <w:r>
         <w:rPr>
+          <w:rtl/>
+          <w:cs/>
           <w:lang w:val="ar_AE" w:bidi="ar_AE"/>
         </w:rPr>
         <w:t xml:space="preserve">؛ </w:t>
@@ -806,6 +992,8 @@
       <w:hyperlink r:id="rId17">
         <w:r>
           <w:rPr>
+            <w:rtl/>
+            <w:cs/>
             <w:lang w:val="ar_AE" w:bidi="ar_AE"/>
           </w:rPr>
           <w:rPr>
@@ -817,6 +1005,8 @@
       </w:hyperlink>
       <w:r>
         <w:rPr>
+          <w:rtl/>
+          <w:cs/>
           <w:lang w:val="ar_AE" w:bidi="ar_AE"/>
         </w:rPr>
         <w:t xml:space="preserve">؛ </w:t>
@@ -824,6 +1014,8 @@
       <w:hyperlink r:id="rId18">
         <w:r>
           <w:rPr>
+            <w:rtl/>
+            <w:cs/>
             <w:lang w:val="ar_AE" w:bidi="ar_AE"/>
           </w:rPr>
           <w:rPr>
@@ -835,6 +1027,8 @@
       </w:hyperlink>
       <w:r>
         <w:rPr>
+          <w:rtl/>
+          <w:cs/>
           <w:lang w:val="ar_AE" w:bidi="ar_AE"/>
         </w:rPr>
         <w:t xml:space="preserve">؛ </w:t>
@@ -842,6 +1036,8 @@
       <w:hyperlink r:id="rId23">
         <w:r>
           <w:rPr>
+            <w:rtl/>
+            <w:cs/>
             <w:lang w:val="ar_AE" w:bidi="ar_AE"/>
           </w:rPr>
           <w:rPr>
@@ -853,6 +1049,8 @@
       </w:hyperlink>
       <w:r>
         <w:rPr>
+          <w:rtl/>
+          <w:cs/>
           <w:lang w:val="ar_AE" w:bidi="ar_AE"/>
         </w:rPr>
         <w:t xml:space="preserve">؛ </w:t>
@@ -860,6 +1058,8 @@
       <w:hyperlink r:id="rId19">
         <w:r>
           <w:rPr>
+            <w:rtl/>
+            <w:cs/>
             <w:lang w:val="ar_AE" w:bidi="ar_AE"/>
           </w:rPr>
           <w:rPr>
@@ -871,6 +1071,8 @@
       </w:hyperlink>
       <w:r>
         <w:rPr>
+          <w:rtl/>
+          <w:cs/>
           <w:lang w:val="ar_AE" w:bidi="ar_AE"/>
         </w:rPr>
         <w:t>؛</w:t>
@@ -878,6 +1080,8 @@
       <w:hyperlink r:id="rId19">
         <w:r>
           <w:rPr>
+            <w:rtl/>
+            <w:cs/>
             <w:lang w:val="ar_AE" w:bidi="ar_AE"/>
           </w:rPr>
           <w:rPr>
@@ -890,6 +1094,8 @@
       <w:hyperlink r:id="rId16">
         <w:r>
           <w:rPr>
+            <w:rtl/>
+            <w:cs/>
             <w:lang w:val="ar_AE" w:bidi="ar_AE"/>
           </w:rPr>
           <w:rPr>
@@ -901,17 +1107,23 @@
       </w:hyperlink>
       <w:r>
         <w:rPr>
+          <w:rtl/>
+          <w:cs/>
           <w:lang w:val="ar_AE" w:bidi="ar_AE"/>
         </w:rPr>
         <w:t>.</w:t>
       </w:r>
       <w:r>
         <w:rPr>
-          <w:lang w:val="ar_AE" w:bidi="ar_AE"/>
-        </w:rPr>
-      </w:r>
-      <w:r>
-        <w:rPr>
+          <w:rtl/>
+          <w:cs/>
+          <w:lang w:val="ar_AE" w:bidi="ar_AE"/>
+        </w:rPr>
+      </w:r>
+      <w:r>
+        <w:rPr>
+          <w:rtl/>
+          <w:cs/>
           <w:lang w:val="ar_AE" w:bidi="ar_AE"/>
         </w:rPr>
       </w:r>
@@ -922,6 +1134,8 @@
       </w:pPr>
       <w:r>
         <w:rPr>
+          <w:rtl/>
+          <w:cs/>
           <w:lang w:val="ar_AE" w:bidi="ar_AE"/>
         </w:rPr>
       </w:r>
@@ -933,12 +1147,16 @@
       </w:pPr>
       <w:r>
         <w:rPr>
+          <w:rtl/>
+          <w:cs/>
           <w:lang w:val="ar_AE" w:bidi="ar_AE"/>
         </w:rPr>
         <w:t>تيطس</w:t>
       </w:r>
       <w:r>
         <w:rPr>
+          <w:rtl/>
+          <w:cs/>
           <w:lang w:val="ar_AE" w:bidi="ar_AE"/>
         </w:rPr>
       </w:r>
@@ -949,11 +1167,15 @@
       </w:pPr>
       <w:r>
         <w:rPr>
-          <w:lang w:val="ar_AE" w:bidi="ar_AE"/>
-        </w:rPr>
-      </w:r>
-      <w:r>
-        <w:rPr>
+          <w:rtl/>
+          <w:cs/>
+          <w:lang w:val="ar_AE" w:bidi="ar_AE"/>
+        </w:rPr>
+      </w:r>
+      <w:r>
+        <w:rPr>
+          <w:rtl/>
+          <w:cs/>
           <w:lang w:val="ar_AE" w:bidi="ar_AE"/>
         </w:rPr>
         <w:t>كان تيطس رجلًا أمميًا -غير يهودي، وأصبح تابعًا ليسوع. كان من بين الذين اعتمد عليهم بولس في الخدمة. كتب بولس واحدة من رسائله الأخيرة إلى تيطس بينما كان تيطس يساعد في تقويّة الكنيسة في كريت. يظهر لنا تيطس كيف غيرت الكرازة بيسوع حياة الناس غير اليهود. فكثيرون، ومن بينهم تيطس، آمنوا بقوة بهذه الرسالة حتى أنهم تركوا بيوتهم لمساعدة بولس على الكرازة بيسوع للآخرين.</w:t>
@@ -965,11 +1187,15 @@
       </w:pPr>
       <w:r>
         <w:rPr>
-          <w:lang w:val="ar_AE" w:bidi="ar_AE"/>
-        </w:rPr>
-      </w:r>
-      <w:r>
-        <w:rPr>
+          <w:rtl/>
+          <w:cs/>
+          <w:lang w:val="ar_AE" w:bidi="ar_AE"/>
+        </w:rPr>
+      </w:r>
+      <w:r>
+        <w:rPr>
+          <w:rtl/>
+          <w:cs/>
           <w:lang w:val="ar_AE" w:bidi="ar_AE"/>
         </w:rPr>
         <w:t>لا نعرف شيئًا عن خلفية تيطس أو تحوله للإيمان المسيحي. لم يُذكر اسمه في أعمال الرسل. نسمع عنه أول مرة بصفته مؤمن غير يهودي رافق بولس وبرنابا إلى أورشليم (</w:t>
@@ -977,6 +1203,8 @@
       <w:hyperlink r:id="rId24">
         <w:r>
           <w:rPr>
+            <w:rtl/>
+            <w:cs/>
             <w:lang w:val="ar_AE" w:bidi="ar_AE"/>
           </w:rPr>
           <w:rPr>
@@ -988,6 +1216,8 @@
       </w:hyperlink>
       <w:r>
         <w:rPr>
+          <w:rtl/>
+          <w:cs/>
           <w:lang w:val="ar_AE" w:bidi="ar_AE"/>
         </w:rPr>
         <w:t>). الأهمّ من ذلك أن بولس أكد أن تيطس لم يُجبر على الختان (</w:t>
@@ -995,6 +1225,8 @@
       <w:hyperlink r:id="rId25">
         <w:r>
           <w:rPr>
+            <w:rtl/>
+            <w:cs/>
             <w:lang w:val="ar_AE" w:bidi="ar_AE"/>
           </w:rPr>
           <w:rPr>
@@ -1006,6 +1238,8 @@
       </w:hyperlink>
       <w:r>
         <w:rPr>
+          <w:rtl/>
+          <w:cs/>
           <w:lang w:val="ar_AE" w:bidi="ar_AE"/>
         </w:rPr>
         <w:t>).</w:t>
@@ -1017,11 +1251,15 @@
       </w:pPr>
       <w:r>
         <w:rPr>
-          <w:lang w:val="ar_AE" w:bidi="ar_AE"/>
-        </w:rPr>
-      </w:r>
-      <w:r>
-        <w:rPr>
+          <w:rtl/>
+          <w:cs/>
+          <w:lang w:val="ar_AE" w:bidi="ar_AE"/>
+        </w:rPr>
+      </w:r>
+      <w:r>
+        <w:rPr>
+          <w:rtl/>
+          <w:cs/>
           <w:lang w:val="ar_AE" w:bidi="ar_AE"/>
         </w:rPr>
         <w:t xml:space="preserve">نظرًا لأن تيطس كان عضوًا يعتمد عليه في فريق بولس، ذهب تيطس لاحقًا في بعض المهام الاستثنائية. فأرسله بولس إلى كورنثوس للتعامل مع موقف صعب، على الأرجح حاملًا الرسالة الصارمة والقاسية المذكورة في </w:t>
@@ -1029,6 +1267,8 @@
       <w:hyperlink r:id="rId26">
         <w:r>
           <w:rPr>
+            <w:rtl/>
+            <w:cs/>
             <w:lang w:val="ar_AE" w:bidi="ar_AE"/>
           </w:rPr>
           <w:rPr>
@@ -1040,6 +1280,8 @@
       </w:hyperlink>
       <w:r>
         <w:rPr>
+          <w:rtl/>
+          <w:cs/>
           <w:lang w:val="ar_AE" w:bidi="ar_AE"/>
         </w:rPr>
         <w:t xml:space="preserve">، </w:t>
@@ -1047,6 +1289,8 @@
       <w:hyperlink r:id="rId27">
         <w:r>
           <w:rPr>
+            <w:rtl/>
+            <w:cs/>
             <w:lang w:val="ar_AE" w:bidi="ar_AE"/>
           </w:rPr>
           <w:rPr>
@@ -1058,6 +1302,8 @@
       </w:hyperlink>
       <w:r>
         <w:rPr>
+          <w:rtl/>
+          <w:cs/>
           <w:lang w:val="ar_AE" w:bidi="ar_AE"/>
         </w:rPr>
         <w:t xml:space="preserve">؛ </w:t>
@@ -1065,6 +1311,8 @@
       <w:hyperlink r:id="rId28">
         <w:r>
           <w:rPr>
+            <w:rtl/>
+            <w:cs/>
             <w:lang w:val="ar_AE" w:bidi="ar_AE"/>
           </w:rPr>
           <w:rPr>
@@ -1076,6 +1324,8 @@
       </w:hyperlink>
       <w:r>
         <w:rPr>
+          <w:rtl/>
+          <w:cs/>
           <w:lang w:val="ar_AE" w:bidi="ar_AE"/>
         </w:rPr>
         <w:t xml:space="preserve">. كانت هذه المهمة تتطلب شخصًا يمكنه أن يكون قائدًا لطيفًا وقويًا في ذات الوقت. يبدو أن تيطس كان يتمتع بشخصيّة أقوى من شخصيّة تيموثاوس (انظر </w:t>
@@ -1083,6 +1333,8 @@
       <w:hyperlink r:id="rId29">
         <w:r>
           <w:rPr>
+            <w:rtl/>
+            <w:cs/>
             <w:lang w:val="ar_AE" w:bidi="ar_AE"/>
           </w:rPr>
           <w:rPr>
@@ -1094,6 +1346,8 @@
       </w:hyperlink>
       <w:r>
         <w:rPr>
+          <w:rtl/>
+          <w:cs/>
           <w:lang w:val="ar_AE" w:bidi="ar_AE"/>
         </w:rPr>
         <w:t xml:space="preserve">؛ </w:t>
@@ -1101,6 +1355,8 @@
       <w:hyperlink r:id="rId30">
         <w:r>
           <w:rPr>
+            <w:rtl/>
+            <w:cs/>
             <w:lang w:val="ar_AE" w:bidi="ar_AE"/>
           </w:rPr>
           <w:rPr>
@@ -1112,6 +1368,8 @@
       </w:hyperlink>
       <w:r>
         <w:rPr>
+          <w:rtl/>
+          <w:cs/>
           <w:lang w:val="ar_AE" w:bidi="ar_AE"/>
         </w:rPr>
         <w:t xml:space="preserve">؛ </w:t>
@@ -1119,6 +1377,8 @@
       <w:hyperlink r:id="rId31">
         <w:r>
           <w:rPr>
+            <w:rtl/>
+            <w:cs/>
             <w:lang w:val="ar_AE" w:bidi="ar_AE"/>
           </w:rPr>
           <w:rPr>
@@ -1130,6 +1390,8 @@
       </w:hyperlink>
       <w:r>
         <w:rPr>
+          <w:rtl/>
+          <w:cs/>
           <w:lang w:val="ar_AE" w:bidi="ar_AE"/>
         </w:rPr>
         <w:t>).</w:t>
@@ -1141,11 +1403,15 @@
       </w:pPr>
       <w:r>
         <w:rPr>
-          <w:lang w:val="ar_AE" w:bidi="ar_AE"/>
-        </w:rPr>
-      </w:r>
-      <w:r>
-        <w:rPr>
+          <w:rtl/>
+          <w:cs/>
+          <w:lang w:val="ar_AE" w:bidi="ar_AE"/>
+        </w:rPr>
+      </w:r>
+      <w:r>
+        <w:rPr>
+          <w:rtl/>
+          <w:cs/>
           <w:lang w:val="ar_AE" w:bidi="ar_AE"/>
         </w:rPr>
         <w:t>عاد تيطس إلى بولس بأخبار مفرحة (</w:t>
@@ -1153,6 +1419,8 @@
       <w:hyperlink r:id="rId32">
         <w:r>
           <w:rPr>
+            <w:rtl/>
+            <w:cs/>
             <w:lang w:val="ar_AE" w:bidi="ar_AE"/>
           </w:rPr>
           <w:rPr>
@@ -1164,6 +1432,8 @@
       </w:hyperlink>
       <w:r>
         <w:rPr>
+          <w:rtl/>
+          <w:cs/>
           <w:lang w:val="ar_AE" w:bidi="ar_AE"/>
         </w:rPr>
         <w:t xml:space="preserve">، </w:t>
@@ -1171,6 +1441,8 @@
       <w:hyperlink r:id="rId30">
         <w:r>
           <w:rPr>
+            <w:rtl/>
+            <w:cs/>
             <w:lang w:val="ar_AE" w:bidi="ar_AE"/>
           </w:rPr>
           <w:rPr>
@@ -1182,6 +1454,8 @@
       </w:hyperlink>
       <w:r>
         <w:rPr>
+          <w:rtl/>
+          <w:cs/>
           <w:lang w:val="ar_AE" w:bidi="ar_AE"/>
         </w:rPr>
         <w:t xml:space="preserve">). بعد ذلك، أرسله بولس مرة أخرى إلى كورنثوس مع الرسالة التي نعرفها باسم </w:t>
@@ -1189,12 +1463,16 @@
       <w:r>
         <w:rPr>
           <w:i/>
+          <w:rtl/>
+          <w:cs/>
           <w:lang w:val="ar_AE" w:bidi="ar_AE"/>
         </w:rPr>
         <w:t>2 كورنثوس</w:t>
       </w:r>
       <w:r>
         <w:rPr>
+          <w:rtl/>
+          <w:cs/>
           <w:lang w:val="ar_AE" w:bidi="ar_AE"/>
         </w:rPr>
         <w:t>. حثت هذه الرسالة المؤمنين على استكمال جمع التبرعات للمؤمنين الفقراء في أورشليم. قبل تيطس هذه المهمة بحماس لأنه كان يحب المسيحيين في كورنثوس (</w:t>
@@ -1202,6 +1480,8 @@
       <w:hyperlink r:id="rId33">
         <w:r>
           <w:rPr>
+            <w:rtl/>
+            <w:cs/>
             <w:lang w:val="ar_AE" w:bidi="ar_AE"/>
           </w:rPr>
           <w:rPr>
@@ -1213,6 +1493,8 @@
       </w:hyperlink>
       <w:r>
         <w:rPr>
+          <w:rtl/>
+          <w:cs/>
           <w:lang w:val="ar_AE" w:bidi="ar_AE"/>
         </w:rPr>
         <w:t xml:space="preserve">؛ </w:t>
@@ -1220,6 +1502,8 @@
       <w:hyperlink r:id="rId34">
         <w:r>
           <w:rPr>
+            <w:rtl/>
+            <w:cs/>
             <w:lang w:val="ar_AE" w:bidi="ar_AE"/>
           </w:rPr>
           <w:rPr>
@@ -1231,6 +1515,8 @@
       </w:hyperlink>
       <w:r>
         <w:rPr>
+          <w:rtl/>
+          <w:cs/>
           <w:lang w:val="ar_AE" w:bidi="ar_AE"/>
         </w:rPr>
         <w:t xml:space="preserve">، </w:t>
@@ -1238,6 +1524,8 @@
       <w:hyperlink r:id="rId35">
         <w:r>
           <w:rPr>
+            <w:rtl/>
+            <w:cs/>
             <w:lang w:val="ar_AE" w:bidi="ar_AE"/>
           </w:rPr>
           <w:rPr>
@@ -1249,6 +1537,8 @@
       </w:hyperlink>
       <w:r>
         <w:rPr>
+          <w:rtl/>
+          <w:cs/>
           <w:lang w:val="ar_AE" w:bidi="ar_AE"/>
         </w:rPr>
         <w:t>). وصفه بولس بأوصاف شخص يتمتع بالاستقامة والنزاهة ويشبّهه بولس بنفسه (</w:t>
@@ -1256,6 +1546,8 @@
       <w:hyperlink r:id="rId36">
         <w:r>
           <w:rPr>
+            <w:rtl/>
+            <w:cs/>
             <w:lang w:val="ar_AE" w:bidi="ar_AE"/>
           </w:rPr>
           <w:rPr>
@@ -1267,6 +1559,8 @@
       </w:hyperlink>
       <w:r>
         <w:rPr>
+          <w:rtl/>
+          <w:cs/>
           <w:lang w:val="ar_AE" w:bidi="ar_AE"/>
         </w:rPr>
         <w:t xml:space="preserve">؛ </w:t>
@@ -1274,6 +1568,8 @@
       <w:hyperlink r:id="rId37">
         <w:r>
           <w:rPr>
+            <w:rtl/>
+            <w:cs/>
             <w:lang w:val="ar_AE" w:bidi="ar_AE"/>
           </w:rPr>
           <w:rPr>
@@ -1285,6 +1581,8 @@
       </w:hyperlink>
       <w:r>
         <w:rPr>
+          <w:rtl/>
+          <w:cs/>
           <w:lang w:val="ar_AE" w:bidi="ar_AE"/>
         </w:rPr>
         <w:t>).</w:t>
@@ -1296,11 +1594,15 @@
       </w:pPr>
       <w:r>
         <w:rPr>
-          <w:lang w:val="ar_AE" w:bidi="ar_AE"/>
-        </w:rPr>
-      </w:r>
-      <w:r>
-        <w:rPr>
+          <w:rtl/>
+          <w:cs/>
+          <w:lang w:val="ar_AE" w:bidi="ar_AE"/>
+        </w:rPr>
+      </w:r>
+      <w:r>
+        <w:rPr>
+          <w:rtl/>
+          <w:cs/>
           <w:lang w:val="ar_AE" w:bidi="ar_AE"/>
         </w:rPr>
         <w:t>بعد محاكمة بولس الأولى في روما وإطلاق سراحه، ومرور عدة سنوات ترك بولس تيطس في جزيرة كريت لتقويّة الكنيسة. في أثناء وجود تيطس هناك، كتب بولس رسالة إليه. في هذه الرسالة، قدم بولس نصائح حول اختيار قادة الكنيسة وشجع تيطس على تعليم السلوك بالتقوى وإظهار هذا السلوك في حياته الشخصيّة. ثم طلب بولس من تيطس أن يلتقي به في نيكوبوليس (في أخائية)، إذ خطط بولس لقضاء الشتاء فيها (</w:t>
@@ -1308,6 +1610,8 @@
       <w:hyperlink r:id="rId38">
         <w:r>
           <w:rPr>
+            <w:rtl/>
+            <w:cs/>
             <w:lang w:val="ar_AE" w:bidi="ar_AE"/>
           </w:rPr>
           <w:rPr>
@@ -1319,18 +1623,24 @@
       </w:hyperlink>
       <w:r>
         <w:rPr>
+          <w:rtl/>
+          <w:cs/>
           <w:lang w:val="ar_AE" w:bidi="ar_AE"/>
         </w:rPr>
         <w:t xml:space="preserve">). لاحقًا، قبيل إعدام بولس في روما، كتب بولس أن تيطس قد ذهب إلى </w:t>
       </w:r>
       <w:r>
         <w:rPr>
+          <w:rtl/>
+          <w:cs/>
           <w:lang w:val="ar_AE" w:bidi="ar_AE"/>
         </w:rPr>
         <w:t xml:space="preserve">دَلْمَاطِيَّةَ </w:t>
       </w:r>
       <w:r>
         <w:rPr>
+          <w:rtl/>
+          <w:cs/>
           <w:lang w:val="ar_AE" w:bidi="ar_AE"/>
         </w:rPr>
         <w:t>(على طول الساحل الأدرياتيكي، شمال غرب اليونان الحديثة)، ربما للخدمة هناك (</w:t>
@@ -1338,6 +1648,8 @@
       <w:hyperlink r:id="rId39">
         <w:r>
           <w:rPr>
+            <w:rtl/>
+            <w:cs/>
             <w:lang w:val="ar_AE" w:bidi="ar_AE"/>
           </w:rPr>
           <w:rPr>
@@ -1349,6 +1661,8 @@
       </w:hyperlink>
       <w:r>
         <w:rPr>
+          <w:rtl/>
+          <w:cs/>
           <w:lang w:val="ar_AE" w:bidi="ar_AE"/>
         </w:rPr>
         <w:t>).</w:t>
@@ -1360,11 +1674,15 @@
       </w:pPr>
       <w:r>
         <w:rPr>
-          <w:lang w:val="ar_AE" w:bidi="ar_AE"/>
-        </w:rPr>
-      </w:r>
-      <w:r>
-        <w:rPr>
+          <w:rtl/>
+          <w:cs/>
+          <w:lang w:val="ar_AE" w:bidi="ar_AE"/>
+        </w:rPr>
+      </w:r>
+      <w:r>
+        <w:rPr>
+          <w:rtl/>
+          <w:cs/>
           <w:lang w:val="ar_AE" w:bidi="ar_AE"/>
         </w:rPr>
         <w:t xml:space="preserve">يذكر المؤرخ الكنسي يوسابيوس تقليدًا مبكرًا يفيد بأن تيطس استقر في كريت وخدم أسقفًا هناك حتى شيخوخته (يوسابيوس، </w:t>
@@ -1372,12 +1690,16 @@
       <w:r>
         <w:rPr>
           <w:i/>
+          <w:rtl/>
+          <w:cs/>
           <w:lang w:val="ar_AE" w:bidi="ar_AE"/>
         </w:rPr>
         <w:t>تاريخ الكنيسة</w:t>
       </w:r>
       <w:r>
         <w:rPr>
+          <w:rtl/>
+          <w:cs/>
           <w:lang w:val="ar_AE" w:bidi="ar_AE"/>
         </w:rPr>
         <w:t xml:space="preserve"> 3.4.6). </w:t>
@@ -1389,12 +1711,16 @@
       </w:pPr>
       <w:r>
         <w:rPr>
+          <w:rtl/>
+          <w:cs/>
           <w:lang w:val="ar_AE" w:bidi="ar_AE"/>
         </w:rPr>
       </w:r>
       <w:r>
         <w:rPr>
           <w:u w:val="single"/>
+          <w:rtl/>
+          <w:cs/>
           <w:lang w:val="ar_AE" w:bidi="ar_AE"/>
         </w:rPr>
         <w:t>مقاطع كتابية لدراسة أعمق</w:t>
@@ -1406,12 +1732,16 @@
       </w:pPr>
       <w:r>
         <w:rPr>
+          <w:rtl/>
+          <w:cs/>
           <w:lang w:val="ar_AE" w:bidi="ar_AE"/>
         </w:rPr>
       </w:r>
       <w:hyperlink r:id="rId40">
         <w:r>
           <w:rPr>
+            <w:rtl/>
+            <w:cs/>
             <w:lang w:val="ar_AE" w:bidi="ar_AE"/>
           </w:rPr>
           <w:rPr>
@@ -1423,6 +1753,8 @@
       </w:hyperlink>
       <w:r>
         <w:rPr>
+          <w:rtl/>
+          <w:cs/>
           <w:lang w:val="ar_AE" w:bidi="ar_AE"/>
         </w:rPr>
         <w:t xml:space="preserve">؛ </w:t>
@@ -1430,6 +1762,8 @@
       <w:hyperlink r:id="rId41">
         <w:r>
           <w:rPr>
+            <w:rtl/>
+            <w:cs/>
             <w:lang w:val="ar_AE" w:bidi="ar_AE"/>
           </w:rPr>
           <w:rPr>
@@ -1441,6 +1775,8 @@
       </w:hyperlink>
       <w:r>
         <w:rPr>
+          <w:rtl/>
+          <w:cs/>
           <w:lang w:val="ar_AE" w:bidi="ar_AE"/>
         </w:rPr>
         <w:t xml:space="preserve">، </w:t>
@@ -1448,6 +1784,8 @@
       <w:hyperlink r:id="rId42">
         <w:r>
           <w:rPr>
+            <w:rtl/>
+            <w:cs/>
             <w:lang w:val="ar_AE" w:bidi="ar_AE"/>
           </w:rPr>
           <w:rPr>
@@ -1459,6 +1797,8 @@
       </w:hyperlink>
       <w:r>
         <w:rPr>
+          <w:rtl/>
+          <w:cs/>
           <w:lang w:val="ar_AE" w:bidi="ar_AE"/>
         </w:rPr>
         <w:t xml:space="preserve">؛ </w:t>
@@ -1466,6 +1806,8 @@
       <w:hyperlink r:id="rId34">
         <w:r>
           <w:rPr>
+            <w:rtl/>
+            <w:cs/>
             <w:lang w:val="ar_AE" w:bidi="ar_AE"/>
           </w:rPr>
           <w:rPr>
@@ -1477,6 +1819,8 @@
       </w:hyperlink>
       <w:r>
         <w:rPr>
+          <w:rtl/>
+          <w:cs/>
           <w:lang w:val="ar_AE" w:bidi="ar_AE"/>
         </w:rPr>
         <w:t xml:space="preserve">، </w:t>
@@ -1484,6 +1828,8 @@
       <w:hyperlink r:id="rId35">
         <w:r>
           <w:rPr>
+            <w:rtl/>
+            <w:cs/>
             <w:lang w:val="ar_AE" w:bidi="ar_AE"/>
           </w:rPr>
           <w:rPr>
@@ -1495,6 +1841,8 @@
       </w:hyperlink>
       <w:r>
         <w:rPr>
+          <w:rtl/>
+          <w:cs/>
           <w:lang w:val="ar_AE" w:bidi="ar_AE"/>
         </w:rPr>
         <w:t xml:space="preserve">، </w:t>
@@ -1502,6 +1850,8 @@
       <w:hyperlink r:id="rId36">
         <w:r>
           <w:rPr>
+            <w:rtl/>
+            <w:cs/>
             <w:lang w:val="ar_AE" w:bidi="ar_AE"/>
           </w:rPr>
           <w:rPr>
@@ -1513,6 +1863,8 @@
       </w:hyperlink>
       <w:r>
         <w:rPr>
+          <w:rtl/>
+          <w:cs/>
           <w:lang w:val="ar_AE" w:bidi="ar_AE"/>
         </w:rPr>
         <w:t xml:space="preserve">؛ </w:t>
@@ -1520,6 +1872,8 @@
       <w:hyperlink r:id="rId37">
         <w:r>
           <w:rPr>
+            <w:rtl/>
+            <w:cs/>
             <w:lang w:val="ar_AE" w:bidi="ar_AE"/>
           </w:rPr>
           <w:rPr>
@@ -1531,6 +1885,8 @@
       </w:hyperlink>
       <w:r>
         <w:rPr>
+          <w:rtl/>
+          <w:cs/>
           <w:lang w:val="ar_AE" w:bidi="ar_AE"/>
         </w:rPr>
         <w:t xml:space="preserve">؛ </w:t>
@@ -1538,6 +1894,8 @@
       <w:hyperlink r:id="rId24">
         <w:r>
           <w:rPr>
+            <w:rtl/>
+            <w:cs/>
             <w:lang w:val="ar_AE" w:bidi="ar_AE"/>
           </w:rPr>
           <w:rPr>
@@ -1549,6 +1907,8 @@
       </w:hyperlink>
       <w:r>
         <w:rPr>
+          <w:rtl/>
+          <w:cs/>
           <w:lang w:val="ar_AE" w:bidi="ar_AE"/>
         </w:rPr>
         <w:t xml:space="preserve">، </w:t>
@@ -1556,6 +1916,8 @@
       <w:hyperlink r:id="rId25">
         <w:r>
           <w:rPr>
+            <w:rtl/>
+            <w:cs/>
             <w:lang w:val="ar_AE" w:bidi="ar_AE"/>
           </w:rPr>
           <w:rPr>
@@ -1567,6 +1929,8 @@
       </w:hyperlink>
       <w:r>
         <w:rPr>
+          <w:rtl/>
+          <w:cs/>
           <w:lang w:val="ar_AE" w:bidi="ar_AE"/>
         </w:rPr>
         <w:t xml:space="preserve">؛ </w:t>
@@ -1574,6 +1938,8 @@
       <w:hyperlink r:id="rId39">
         <w:r>
           <w:rPr>
+            <w:rtl/>
+            <w:cs/>
             <w:lang w:val="ar_AE" w:bidi="ar_AE"/>
           </w:rPr>
           <w:rPr>
@@ -1585,6 +1951,8 @@
       </w:hyperlink>
       <w:r>
         <w:rPr>
+          <w:rtl/>
+          <w:cs/>
           <w:lang w:val="ar_AE" w:bidi="ar_AE"/>
         </w:rPr>
         <w:t xml:space="preserve">؛ </w:t>
@@ -1592,6 +1960,8 @@
       <w:hyperlink r:id="rId43">
         <w:r>
           <w:rPr>
+            <w:rtl/>
+            <w:cs/>
             <w:lang w:val="ar_AE" w:bidi="ar_AE"/>
           </w:rPr>
           <w:rPr>
@@ -1603,6 +1973,8 @@
       </w:hyperlink>
       <w:r>
         <w:rPr>
+          <w:rtl/>
+          <w:cs/>
           <w:lang w:val="ar_AE" w:bidi="ar_AE"/>
         </w:rPr>
         <w:t xml:space="preserve">؛ </w:t>
@@ -1610,6 +1982,8 @@
       <w:hyperlink r:id="rId44">
         <w:r>
           <w:rPr>
+            <w:rtl/>
+            <w:cs/>
             <w:lang w:val="ar_AE" w:bidi="ar_AE"/>
           </w:rPr>
           <w:rPr>
@@ -1621,17 +1995,23 @@
       </w:hyperlink>
       <w:r>
         <w:rPr>
+          <w:rtl/>
+          <w:cs/>
           <w:lang w:val="ar_AE" w:bidi="ar_AE"/>
         </w:rPr>
         <w:t xml:space="preserve">. </w:t>
       </w:r>
       <w:r>
         <w:rPr>
-          <w:lang w:val="ar_AE" w:bidi="ar_AE"/>
-        </w:rPr>
-      </w:r>
-      <w:r>
-        <w:rPr>
+          <w:rtl/>
+          <w:cs/>
+          <w:lang w:val="ar_AE" w:bidi="ar_AE"/>
+        </w:rPr>
+      </w:r>
+      <w:r>
+        <w:rPr>
+          <w:rtl/>
+          <w:cs/>
           <w:lang w:val="ar_AE" w:bidi="ar_AE"/>
         </w:rPr>
       </w:r>
@@ -1642,6 +2022,8 @@
       </w:pPr>
       <w:r>
         <w:rPr>
+          <w:rtl/>
+          <w:cs/>
           <w:lang w:val="ar_AE" w:bidi="ar_AE"/>
         </w:rPr>
       </w:r>
@@ -1653,12 +2035,16 @@
       </w:pPr>
       <w:r>
         <w:rPr>
+          <w:rtl/>
+          <w:cs/>
           <w:lang w:val="ar_AE" w:bidi="ar_AE"/>
         </w:rPr>
         <w:t>تيموثاوس</w:t>
       </w:r>
       <w:r>
         <w:rPr>
+          <w:rtl/>
+          <w:cs/>
           <w:lang w:val="ar_AE" w:bidi="ar_AE"/>
         </w:rPr>
       </w:r>
@@ -1669,11 +2055,15 @@
       </w:pPr>
       <w:r>
         <w:rPr>
-          <w:lang w:val="ar_AE" w:bidi="ar_AE"/>
-        </w:rPr>
-      </w:r>
-      <w:r>
-        <w:rPr>
+          <w:rtl/>
+          <w:cs/>
+          <w:lang w:val="ar_AE" w:bidi="ar_AE"/>
+        </w:rPr>
+      </w:r>
+      <w:r>
+        <w:rPr>
+          <w:rtl/>
+          <w:cs/>
           <w:lang w:val="ar_AE" w:bidi="ar_AE"/>
         </w:rPr>
         <w:t>رافق تيموثاوس بولس في معظم رحلاته التبشيرية. كان من أكثر مساعدي بولس الذين يعتمد عليهم، وأكثرهم محبة. كتب بولس اثنتين من رسائله الأخيرة إلى تلميذه تيموثاوس. في ذلك الوقت، كان تيموثاوس يقود الكنيسة في أفسس، وذلك قرب نهاية حياة بولس.</w:t>
@@ -1685,11 +2075,15 @@
       </w:pPr>
       <w:r>
         <w:rPr>
-          <w:lang w:val="ar_AE" w:bidi="ar_AE"/>
-        </w:rPr>
-      </w:r>
-      <w:r>
-        <w:rPr>
+          <w:rtl/>
+          <w:cs/>
+          <w:lang w:val="ar_AE" w:bidi="ar_AE"/>
+        </w:rPr>
+      </w:r>
+      <w:r>
+        <w:rPr>
+          <w:rtl/>
+          <w:cs/>
           <w:lang w:val="ar_AE" w:bidi="ar_AE"/>
         </w:rPr>
         <w:t>كانت لتيموثاوس أم وجدة تقيتان (</w:t>
@@ -1697,6 +2091,8 @@
       <w:hyperlink r:id="rId45">
         <w:r>
           <w:rPr>
+            <w:rtl/>
+            <w:cs/>
             <w:lang w:val="ar_AE" w:bidi="ar_AE"/>
           </w:rPr>
           <w:rPr>
@@ -1708,6 +2104,8 @@
       </w:hyperlink>
       <w:r>
         <w:rPr>
+          <w:rtl/>
+          <w:cs/>
           <w:lang w:val="ar_AE" w:bidi="ar_AE"/>
         </w:rPr>
         <w:t>). حظي تيموثاوس باحترام المسيحيين له في مسقط رأسه، لسترة، وفي إيقونية المجاورة لها. وانضم إلى فريق بولس التبشيري في أثناء الرحلة الثانية لبولس. يذكر بولس بعض الكلمات النبوية التي أيّدت اختيار تيموثاوس. حظي تيموثاوس بموهبة خاصة للخدمة بوضع أيدي الشيوخ وبولس عليه (</w:t>
@@ -1715,6 +2113,8 @@
       <w:hyperlink r:id="rId46">
         <w:r>
           <w:rPr>
+            <w:rtl/>
+            <w:cs/>
             <w:lang w:val="ar_AE" w:bidi="ar_AE"/>
           </w:rPr>
           <w:rPr>
@@ -1726,6 +2126,8 @@
       </w:hyperlink>
       <w:r>
         <w:rPr>
+          <w:rtl/>
+          <w:cs/>
           <w:lang w:val="ar_AE" w:bidi="ar_AE"/>
         </w:rPr>
         <w:t xml:space="preserve">؛ </w:t>
@@ -1733,6 +2135,8 @@
       <w:hyperlink r:id="rId47">
         <w:r>
           <w:rPr>
+            <w:rtl/>
+            <w:cs/>
             <w:lang w:val="ar_AE" w:bidi="ar_AE"/>
           </w:rPr>
           <w:rPr>
@@ -1744,6 +2148,8 @@
       </w:hyperlink>
       <w:r>
         <w:rPr>
+          <w:rtl/>
+          <w:cs/>
           <w:lang w:val="ar_AE" w:bidi="ar_AE"/>
         </w:rPr>
         <w:t xml:space="preserve">؛ </w:t>
@@ -1751,6 +2157,8 @@
       <w:hyperlink r:id="rId48">
         <w:r>
           <w:rPr>
+            <w:rtl/>
+            <w:cs/>
             <w:lang w:val="ar_AE" w:bidi="ar_AE"/>
           </w:rPr>
           <w:rPr>
@@ -1762,6 +2170,8 @@
       </w:hyperlink>
       <w:r>
         <w:rPr>
+          <w:rtl/>
+          <w:cs/>
           <w:lang w:val="ar_AE" w:bidi="ar_AE"/>
         </w:rPr>
         <w:t>). ومن منطلق احترام اليهود في المنطقة، ختن بولس تيموثاوس (</w:t>
@@ -1769,6 +2179,8 @@
       <w:hyperlink r:id="rId49">
         <w:r>
           <w:rPr>
+            <w:rtl/>
+            <w:cs/>
             <w:lang w:val="ar_AE" w:bidi="ar_AE"/>
           </w:rPr>
           <w:rPr>
@@ -1780,6 +2192,8 @@
       </w:hyperlink>
       <w:r>
         <w:rPr>
+          <w:rtl/>
+          <w:cs/>
           <w:lang w:val="ar_AE" w:bidi="ar_AE"/>
         </w:rPr>
         <w:t>). فعل بولس ذلك لكي ينال تيموثاوس قبولًا لدى الشعب اليهودي إذ كانت رغبتهما في تعليمهم عن يسوع.</w:t>
@@ -1791,11 +2205,15 @@
       </w:pPr>
       <w:r>
         <w:rPr>
-          <w:lang w:val="ar_AE" w:bidi="ar_AE"/>
-        </w:rPr>
-      </w:r>
-      <w:r>
-        <w:rPr>
+          <w:rtl/>
+          <w:cs/>
+          <w:lang w:val="ar_AE" w:bidi="ar_AE"/>
+        </w:rPr>
+      </w:r>
+      <w:r>
+        <w:rPr>
+          <w:rtl/>
+          <w:cs/>
           <w:lang w:val="ar_AE" w:bidi="ar_AE"/>
         </w:rPr>
         <w:t>على مدى الخمسة عشر عامًا التالية، أرسل بولس تيموثاوس في مهام استثنائية إلى كنائس متعددة (</w:t>
@@ -1803,6 +2221,8 @@
       <w:hyperlink r:id="rId50">
         <w:r>
           <w:rPr>
+            <w:rtl/>
+            <w:cs/>
             <w:lang w:val="ar_AE" w:bidi="ar_AE"/>
           </w:rPr>
           <w:rPr>
@@ -1814,6 +2234,8 @@
       </w:hyperlink>
       <w:r>
         <w:rPr>
+          <w:rtl/>
+          <w:cs/>
           <w:lang w:val="ar_AE" w:bidi="ar_AE"/>
         </w:rPr>
         <w:t xml:space="preserve">؛ </w:t>
@@ -1821,6 +2243,8 @@
       <w:hyperlink r:id="rId51">
         <w:r>
           <w:rPr>
+            <w:rtl/>
+            <w:cs/>
             <w:lang w:val="ar_AE" w:bidi="ar_AE"/>
           </w:rPr>
           <w:rPr>
@@ -1832,6 +2256,8 @@
       </w:hyperlink>
       <w:r>
         <w:rPr>
+          <w:rtl/>
+          <w:cs/>
           <w:lang w:val="ar_AE" w:bidi="ar_AE"/>
         </w:rPr>
         <w:t xml:space="preserve">؛ </w:t>
@@ -1839,6 +2265,8 @@
       <w:hyperlink r:id="rId29">
         <w:r>
           <w:rPr>
+            <w:rtl/>
+            <w:cs/>
             <w:lang w:val="ar_AE" w:bidi="ar_AE"/>
           </w:rPr>
           <w:rPr>
@@ -1850,6 +2278,8 @@
       </w:hyperlink>
       <w:r>
         <w:rPr>
+          <w:rtl/>
+          <w:cs/>
           <w:lang w:val="ar_AE" w:bidi="ar_AE"/>
         </w:rPr>
         <w:t xml:space="preserve">؛ </w:t>
@@ -1857,6 +2287,8 @@
       <w:hyperlink r:id="rId52">
         <w:r>
           <w:rPr>
+            <w:rtl/>
+            <w:cs/>
             <w:lang w:val="ar_AE" w:bidi="ar_AE"/>
           </w:rPr>
           <w:rPr>
@@ -1868,6 +2300,8 @@
       </w:hyperlink>
       <w:r>
         <w:rPr>
+          <w:rtl/>
+          <w:cs/>
           <w:lang w:val="ar_AE" w:bidi="ar_AE"/>
         </w:rPr>
         <w:t xml:space="preserve">؛ </w:t>
@@ -1875,6 +2309,8 @@
       <w:hyperlink r:id="rId53">
         <w:r>
           <w:rPr>
+            <w:rtl/>
+            <w:cs/>
             <w:lang w:val="ar_AE" w:bidi="ar_AE"/>
           </w:rPr>
           <w:rPr>
@@ -1886,6 +2322,8 @@
       </w:hyperlink>
       <w:r>
         <w:rPr>
+          <w:rtl/>
+          <w:cs/>
           <w:lang w:val="ar_AE" w:bidi="ar_AE"/>
         </w:rPr>
         <w:t xml:space="preserve">؛ </w:t>
@@ -1893,6 +2331,8 @@
       <w:hyperlink r:id="rId54">
         <w:r>
           <w:rPr>
+            <w:rtl/>
+            <w:cs/>
             <w:lang w:val="ar_AE" w:bidi="ar_AE"/>
           </w:rPr>
           <w:rPr>
@@ -1904,6 +2344,8 @@
       </w:hyperlink>
       <w:r>
         <w:rPr>
+          <w:rtl/>
+          <w:cs/>
           <w:lang w:val="ar_AE" w:bidi="ar_AE"/>
         </w:rPr>
         <w:t xml:space="preserve">؛ انظر أيضًا </w:t>
@@ -1911,6 +2353,8 @@
       <w:hyperlink r:id="rId55">
         <w:r>
           <w:rPr>
+            <w:rtl/>
+            <w:cs/>
             <w:lang w:val="ar_AE" w:bidi="ar_AE"/>
           </w:rPr>
           <w:rPr>
@@ -1922,6 +2366,8 @@
       </w:hyperlink>
       <w:r>
         <w:rPr>
+          <w:rtl/>
+          <w:cs/>
           <w:lang w:val="ar_AE" w:bidi="ar_AE"/>
         </w:rPr>
         <w:t xml:space="preserve">؛ </w:t>
@@ -1929,6 +2375,8 @@
       <w:hyperlink r:id="rId56">
         <w:r>
           <w:rPr>
+            <w:rtl/>
+            <w:cs/>
             <w:lang w:val="ar_AE" w:bidi="ar_AE"/>
           </w:rPr>
           <w:rPr>
@@ -1940,6 +2388,8 @@
       </w:hyperlink>
       <w:r>
         <w:rPr>
+          <w:rtl/>
+          <w:cs/>
           <w:lang w:val="ar_AE" w:bidi="ar_AE"/>
         </w:rPr>
         <w:t>). أدرج بولس اسم تيموثاوس بصفته مؤلف مشارك في العديد من رسائله (</w:t>
@@ -1947,6 +2397,8 @@
       <w:hyperlink r:id="rId57">
         <w:r>
           <w:rPr>
+            <w:rtl/>
+            <w:cs/>
             <w:lang w:val="ar_AE" w:bidi="ar_AE"/>
           </w:rPr>
           <w:rPr>
@@ -1958,6 +2410,8 @@
       </w:hyperlink>
       <w:r>
         <w:rPr>
+          <w:rtl/>
+          <w:cs/>
           <w:lang w:val="ar_AE" w:bidi="ar_AE"/>
         </w:rPr>
         <w:t xml:space="preserve">؛ </w:t>
@@ -1965,6 +2419,8 @@
       <w:hyperlink r:id="rId58">
         <w:r>
           <w:rPr>
+            <w:rtl/>
+            <w:cs/>
             <w:lang w:val="ar_AE" w:bidi="ar_AE"/>
           </w:rPr>
           <w:rPr>
@@ -1976,6 +2432,8 @@
       </w:hyperlink>
       <w:r>
         <w:rPr>
+          <w:rtl/>
+          <w:cs/>
           <w:lang w:val="ar_AE" w:bidi="ar_AE"/>
         </w:rPr>
         <w:t xml:space="preserve">؛ </w:t>
@@ -1983,6 +2441,8 @@
       <w:hyperlink r:id="rId59">
         <w:r>
           <w:rPr>
+            <w:rtl/>
+            <w:cs/>
             <w:lang w:val="ar_AE" w:bidi="ar_AE"/>
           </w:rPr>
           <w:rPr>
@@ -1994,6 +2454,8 @@
       </w:hyperlink>
       <w:r>
         <w:rPr>
+          <w:rtl/>
+          <w:cs/>
           <w:lang w:val="ar_AE" w:bidi="ar_AE"/>
         </w:rPr>
         <w:t xml:space="preserve">؛ </w:t>
@@ -2001,6 +2463,8 @@
       <w:hyperlink r:id="rId60">
         <w:r>
           <w:rPr>
+            <w:rtl/>
+            <w:cs/>
             <w:lang w:val="ar_AE" w:bidi="ar_AE"/>
           </w:rPr>
           <w:rPr>
@@ -2012,6 +2476,8 @@
       </w:hyperlink>
       <w:r>
         <w:rPr>
+          <w:rtl/>
+          <w:cs/>
           <w:lang w:val="ar_AE" w:bidi="ar_AE"/>
         </w:rPr>
         <w:t xml:space="preserve">؛ </w:t>
@@ -2019,6 +2485,8 @@
       <w:hyperlink r:id="rId61">
         <w:r>
           <w:rPr>
+            <w:rtl/>
+            <w:cs/>
             <w:lang w:val="ar_AE" w:bidi="ar_AE"/>
           </w:rPr>
           <w:rPr>
@@ -2030,6 +2498,8 @@
       </w:hyperlink>
       <w:r>
         <w:rPr>
+          <w:rtl/>
+          <w:cs/>
           <w:lang w:val="ar_AE" w:bidi="ar_AE"/>
         </w:rPr>
         <w:t xml:space="preserve">؛ </w:t>
@@ -2037,6 +2507,8 @@
       <w:hyperlink r:id="rId62">
         <w:r>
           <w:rPr>
+            <w:rtl/>
+            <w:cs/>
             <w:lang w:val="ar_AE" w:bidi="ar_AE"/>
           </w:rPr>
           <w:rPr>
@@ -2048,6 +2520,8 @@
       </w:hyperlink>
       <w:r>
         <w:rPr>
+          <w:rtl/>
+          <w:cs/>
           <w:lang w:val="ar_AE" w:bidi="ar_AE"/>
         </w:rPr>
         <w:t xml:space="preserve">). كانت عَلاقة بولس بتيموثاوس عَلاقة وثيقة الصلة وكان يحترمه كثيرًا (انظر </w:t>
@@ -2055,6 +2529,8 @@
       <w:hyperlink r:id="rId63">
         <w:r>
           <w:rPr>
+            <w:rtl/>
+            <w:cs/>
             <w:lang w:val="ar_AE" w:bidi="ar_AE"/>
           </w:rPr>
           <w:rPr>
@@ -2066,6 +2542,8 @@
       </w:hyperlink>
       <w:r>
         <w:rPr>
+          <w:rtl/>
+          <w:cs/>
           <w:lang w:val="ar_AE" w:bidi="ar_AE"/>
         </w:rPr>
         <w:t xml:space="preserve">؛ </w:t>
@@ -2073,6 +2551,8 @@
       <w:hyperlink r:id="rId51">
         <w:r>
           <w:rPr>
+            <w:rtl/>
+            <w:cs/>
             <w:lang w:val="ar_AE" w:bidi="ar_AE"/>
           </w:rPr>
           <w:rPr>
@@ -2084,6 +2564,8 @@
       </w:hyperlink>
       <w:r>
         <w:rPr>
+          <w:rtl/>
+          <w:cs/>
           <w:lang w:val="ar_AE" w:bidi="ar_AE"/>
         </w:rPr>
         <w:t xml:space="preserve">؛ </w:t>
@@ -2091,6 +2573,8 @@
       <w:hyperlink r:id="rId64">
         <w:r>
           <w:rPr>
+            <w:rtl/>
+            <w:cs/>
             <w:lang w:val="ar_AE" w:bidi="ar_AE"/>
           </w:rPr>
           <w:rPr>
@@ -2102,6 +2586,8 @@
       </w:hyperlink>
       <w:r>
         <w:rPr>
+          <w:rtl/>
+          <w:cs/>
           <w:lang w:val="ar_AE" w:bidi="ar_AE"/>
         </w:rPr>
         <w:t xml:space="preserve">؛ </w:t>
@@ -2109,6 +2595,8 @@
       <w:hyperlink r:id="rId65">
         <w:r>
           <w:rPr>
+            <w:rtl/>
+            <w:cs/>
             <w:lang w:val="ar_AE" w:bidi="ar_AE"/>
           </w:rPr>
           <w:rPr>
@@ -2120,6 +2608,8 @@
       </w:hyperlink>
       <w:r>
         <w:rPr>
+          <w:rtl/>
+          <w:cs/>
           <w:lang w:val="ar_AE" w:bidi="ar_AE"/>
         </w:rPr>
         <w:t xml:space="preserve">؛ </w:t>
@@ -2127,6 +2617,8 @@
       <w:hyperlink r:id="rId66">
         <w:r>
           <w:rPr>
+            <w:rtl/>
+            <w:cs/>
             <w:lang w:val="ar_AE" w:bidi="ar_AE"/>
           </w:rPr>
           <w:rPr>
@@ -2138,6 +2630,8 @@
       </w:hyperlink>
       <w:r>
         <w:rPr>
+          <w:rtl/>
+          <w:cs/>
           <w:lang w:val="ar_AE" w:bidi="ar_AE"/>
         </w:rPr>
         <w:t xml:space="preserve">؛ </w:t>
@@ -2145,6 +2639,8 @@
       <w:hyperlink r:id="rId67">
         <w:r>
           <w:rPr>
+            <w:rtl/>
+            <w:cs/>
             <w:lang w:val="ar_AE" w:bidi="ar_AE"/>
           </w:rPr>
           <w:rPr>
@@ -2156,6 +2652,8 @@
       </w:hyperlink>
       <w:r>
         <w:rPr>
+          <w:rtl/>
+          <w:cs/>
           <w:lang w:val="ar_AE" w:bidi="ar_AE"/>
         </w:rPr>
         <w:t>). عندما اقترب بولس من نهاية حياته وكان ينتظر الحكم الصادر ضده في السجن، كان يتوق بشدة لرؤية تيموثاوس (</w:t>
@@ -2163,6 +2661,8 @@
       <w:hyperlink r:id="rId68">
         <w:r>
           <w:rPr>
+            <w:rtl/>
+            <w:cs/>
             <w:lang w:val="ar_AE" w:bidi="ar_AE"/>
           </w:rPr>
           <w:rPr>
@@ -2174,6 +2674,8 @@
       </w:hyperlink>
       <w:r>
         <w:rPr>
+          <w:rtl/>
+          <w:cs/>
           <w:lang w:val="ar_AE" w:bidi="ar_AE"/>
         </w:rPr>
         <w:t>). من بين جميع شركاء خدمة بولس، امتدح بولس بتيموثاوس على وجه الخصوص لتفانيه في خدمة يسوع وشعبه (</w:t>
@@ -2181,6 +2683,8 @@
       <w:hyperlink r:id="rId69">
         <w:r>
           <w:rPr>
+            <w:rtl/>
+            <w:cs/>
             <w:lang w:val="ar_AE" w:bidi="ar_AE"/>
           </w:rPr>
           <w:rPr>
@@ -2192,6 +2696,8 @@
       </w:hyperlink>
       <w:r>
         <w:rPr>
+          <w:rtl/>
+          <w:cs/>
           <w:lang w:val="ar_AE" w:bidi="ar_AE"/>
         </w:rPr>
         <w:t>).</w:t>
@@ -2203,11 +2709,15 @@
       </w:pPr>
       <w:r>
         <w:rPr>
-          <w:lang w:val="ar_AE" w:bidi="ar_AE"/>
-        </w:rPr>
-      </w:r>
-      <w:r>
-        <w:rPr>
+          <w:rtl/>
+          <w:cs/>
+          <w:lang w:val="ar_AE" w:bidi="ar_AE"/>
+        </w:rPr>
+      </w:r>
+      <w:r>
+        <w:rPr>
+          <w:rtl/>
+          <w:cs/>
           <w:lang w:val="ar_AE" w:bidi="ar_AE"/>
         </w:rPr>
         <w:t>كانت رسالة بولس الثانية إلى تيموثاوس (2 تيموثاوس) قد كتبت قبيل استشهاد بولس مباشرة. في هذه الرسالة، شجع بولس تيموثاوس على أن يكون شجاعًا، وألّا يخف من الكرازة بالأخبار السارة عن يسوع. وحثه على أن يكون مستعدًا للتألم من أجل يسوع (</w:t>
@@ -2215,6 +2725,8 @@
       <w:hyperlink r:id="rId70">
         <w:r>
           <w:rPr>
+            <w:rtl/>
+            <w:cs/>
             <w:lang w:val="ar_AE" w:bidi="ar_AE"/>
           </w:rPr>
           <w:rPr>
@@ -2226,6 +2738,8 @@
       </w:hyperlink>
       <w:r>
         <w:rPr>
+          <w:rtl/>
+          <w:cs/>
           <w:lang w:val="ar_AE" w:bidi="ar_AE"/>
         </w:rPr>
         <w:t xml:space="preserve">؛ </w:t>
@@ -2233,6 +2747,8 @@
       <w:hyperlink r:id="rId71">
         <w:r>
           <w:rPr>
+            <w:rtl/>
+            <w:cs/>
             <w:lang w:val="ar_AE" w:bidi="ar_AE"/>
           </w:rPr>
           <w:rPr>
@@ -2244,6 +2760,8 @@
       </w:hyperlink>
       <w:r>
         <w:rPr>
+          <w:rtl/>
+          <w:cs/>
           <w:lang w:val="ar_AE" w:bidi="ar_AE"/>
         </w:rPr>
         <w:t xml:space="preserve">؛ </w:t>
@@ -2251,6 +2769,8 @@
       <w:hyperlink r:id="rId72">
         <w:r>
           <w:rPr>
+            <w:rtl/>
+            <w:cs/>
             <w:lang w:val="ar_AE" w:bidi="ar_AE"/>
           </w:rPr>
           <w:rPr>
@@ -2262,6 +2782,8 @@
       </w:hyperlink>
       <w:r>
         <w:rPr>
+          <w:rtl/>
+          <w:cs/>
           <w:lang w:val="ar_AE" w:bidi="ar_AE"/>
         </w:rPr>
         <w:t xml:space="preserve">، </w:t>
@@ -2269,6 +2791,8 @@
       <w:hyperlink r:id="rId73">
         <w:r>
           <w:rPr>
+            <w:rtl/>
+            <w:cs/>
             <w:lang w:val="ar_AE" w:bidi="ar_AE"/>
           </w:rPr>
           <w:rPr>
@@ -2280,6 +2804,8 @@
       </w:hyperlink>
       <w:r>
         <w:rPr>
+          <w:rtl/>
+          <w:cs/>
           <w:lang w:val="ar_AE" w:bidi="ar_AE"/>
         </w:rPr>
         <w:t xml:space="preserve">). كانت هذه رسالة قوية لشخص قد يكون بطبيعته خجولًا ومترددًا (انظر </w:t>
@@ -2287,6 +2813,8 @@
       <w:hyperlink r:id="rId31">
         <w:r>
           <w:rPr>
+            <w:rtl/>
+            <w:cs/>
             <w:lang w:val="ar_AE" w:bidi="ar_AE"/>
           </w:rPr>
           <w:rPr>
@@ -2298,6 +2826,8 @@
       </w:hyperlink>
       <w:r>
         <w:rPr>
+          <w:rtl/>
+          <w:cs/>
           <w:lang w:val="ar_AE" w:bidi="ar_AE"/>
         </w:rPr>
         <w:t>). ويبدو أن تيموثاوس نفسه سُجن في وقت لاحق (</w:t>
@@ -2305,6 +2835,8 @@
       <w:hyperlink r:id="rId74">
         <w:r>
           <w:rPr>
+            <w:rtl/>
+            <w:cs/>
             <w:lang w:val="ar_AE" w:bidi="ar_AE"/>
           </w:rPr>
           <w:rPr>
@@ -2316,6 +2848,8 @@
       </w:hyperlink>
       <w:r>
         <w:rPr>
+          <w:rtl/>
+          <w:cs/>
           <w:lang w:val="ar_AE" w:bidi="ar_AE"/>
         </w:rPr>
         <w:t>).</w:t>
@@ -2327,11 +2861,15 @@
       </w:pPr>
       <w:r>
         <w:rPr>
-          <w:lang w:val="ar_AE" w:bidi="ar_AE"/>
-        </w:rPr>
-      </w:r>
-      <w:r>
-        <w:rPr>
+          <w:rtl/>
+          <w:cs/>
+          <w:lang w:val="ar_AE" w:bidi="ar_AE"/>
+        </w:rPr>
+      </w:r>
+      <w:r>
+        <w:rPr>
+          <w:rtl/>
+          <w:cs/>
           <w:lang w:val="ar_AE" w:bidi="ar_AE"/>
         </w:rPr>
         <w:t>كان تيموثاوس نموذجًا رائعًا يحتذى به في خدمة يسوع بتواضع ودون</w:t>
@@ -2339,12 +2877,16 @@
       <w:r>
         <w:rPr>
           <w:b/>
+          <w:rtl/>
+          <w:cs/>
           <w:lang w:val="ar_AE" w:bidi="ar_AE"/>
         </w:rPr>
         <w:t xml:space="preserve"> </w:t>
       </w:r>
       <w:r>
         <w:rPr>
+          <w:rtl/>
+          <w:cs/>
           <w:lang w:val="ar_AE" w:bidi="ar_AE"/>
         </w:rPr>
         <w:t>أن يلفت الأنظار إليه عمدًا. لقد كرّس نفسه بتفانٍ، وركز على خدمة يسوع وشعبه أينما ظهرت الحاجة إلى مَدّ يد المساعدة. ولطالما كان يذكّر المؤمنين بأن يكونوا شهودًا أقوياء ومؤثرين ليسوع.</w:t>
@@ -2356,12 +2898,16 @@
       </w:pPr>
       <w:r>
         <w:rPr>
+          <w:rtl/>
+          <w:cs/>
           <w:lang w:val="ar_AE" w:bidi="ar_AE"/>
         </w:rPr>
       </w:r>
       <w:r>
         <w:rPr>
           <w:u w:val="single"/>
+          <w:rtl/>
+          <w:cs/>
           <w:lang w:val="ar_AE" w:bidi="ar_AE"/>
         </w:rPr>
         <w:t>مقاطع كتابية لدراسة أعمق</w:t>
@@ -2373,12 +2919,16 @@
       </w:pPr>
       <w:r>
         <w:rPr>
+          <w:rtl/>
+          <w:cs/>
           <w:lang w:val="ar_AE" w:bidi="ar_AE"/>
         </w:rPr>
       </w:r>
       <w:hyperlink r:id="rId49">
         <w:r>
           <w:rPr>
+            <w:rtl/>
+            <w:cs/>
             <w:lang w:val="ar_AE" w:bidi="ar_AE"/>
           </w:rPr>
           <w:rPr>
@@ -2390,6 +2940,8 @@
       </w:hyperlink>
       <w:r>
         <w:rPr>
+          <w:rtl/>
+          <w:cs/>
           <w:lang w:val="ar_AE" w:bidi="ar_AE"/>
         </w:rPr>
         <w:t xml:space="preserve">؛ </w:t>
@@ -2397,6 +2949,8 @@
       <w:hyperlink r:id="rId55">
         <w:r>
           <w:rPr>
+            <w:rtl/>
+            <w:cs/>
             <w:lang w:val="ar_AE" w:bidi="ar_AE"/>
           </w:rPr>
           <w:rPr>
@@ -2408,6 +2962,8 @@
       </w:hyperlink>
       <w:r>
         <w:rPr>
+          <w:rtl/>
+          <w:cs/>
           <w:lang w:val="ar_AE" w:bidi="ar_AE"/>
         </w:rPr>
         <w:t xml:space="preserve">؛ </w:t>
@@ -2415,6 +2971,8 @@
       <w:hyperlink r:id="rId56">
         <w:r>
           <w:rPr>
+            <w:rtl/>
+            <w:cs/>
             <w:lang w:val="ar_AE" w:bidi="ar_AE"/>
           </w:rPr>
           <w:rPr>
@@ -2426,6 +2984,8 @@
       </w:hyperlink>
       <w:r>
         <w:rPr>
+          <w:rtl/>
+          <w:cs/>
           <w:lang w:val="ar_AE" w:bidi="ar_AE"/>
         </w:rPr>
         <w:t xml:space="preserve">؛ </w:t>
@@ -2433,6 +2993,8 @@
       <w:hyperlink r:id="rId50">
         <w:r>
           <w:rPr>
+            <w:rtl/>
+            <w:cs/>
             <w:lang w:val="ar_AE" w:bidi="ar_AE"/>
           </w:rPr>
           <w:rPr>
@@ -2444,6 +3006,8 @@
       </w:hyperlink>
       <w:r>
         <w:rPr>
+          <w:rtl/>
+          <w:cs/>
           <w:lang w:val="ar_AE" w:bidi="ar_AE"/>
         </w:rPr>
         <w:t xml:space="preserve">؛ </w:t>
@@ -2451,6 +3015,8 @@
       <w:hyperlink r:id="rId75">
         <w:r>
           <w:rPr>
+            <w:rtl/>
+            <w:cs/>
             <w:lang w:val="ar_AE" w:bidi="ar_AE"/>
           </w:rPr>
           <w:rPr>
@@ -2462,6 +3028,8 @@
       </w:hyperlink>
       <w:r>
         <w:rPr>
+          <w:rtl/>
+          <w:cs/>
           <w:lang w:val="ar_AE" w:bidi="ar_AE"/>
         </w:rPr>
         <w:t xml:space="preserve">؛ </w:t>
@@ -2469,6 +3037,8 @@
       <w:hyperlink r:id="rId63">
         <w:r>
           <w:rPr>
+            <w:rtl/>
+            <w:cs/>
             <w:lang w:val="ar_AE" w:bidi="ar_AE"/>
           </w:rPr>
           <w:rPr>
@@ -2480,6 +3050,8 @@
       </w:hyperlink>
       <w:r>
         <w:rPr>
+          <w:rtl/>
+          <w:cs/>
           <w:lang w:val="ar_AE" w:bidi="ar_AE"/>
         </w:rPr>
         <w:t xml:space="preserve">؛ </w:t>
@@ -2487,6 +3059,8 @@
       <w:hyperlink r:id="rId51">
         <w:r>
           <w:rPr>
+            <w:rtl/>
+            <w:cs/>
             <w:lang w:val="ar_AE" w:bidi="ar_AE"/>
           </w:rPr>
           <w:rPr>
@@ -2498,6 +3072,8 @@
       </w:hyperlink>
       <w:r>
         <w:rPr>
+          <w:rtl/>
+          <w:cs/>
           <w:lang w:val="ar_AE" w:bidi="ar_AE"/>
         </w:rPr>
         <w:t xml:space="preserve">؛ </w:t>
@@ -2505,6 +3081,8 @@
       <w:hyperlink r:id="rId29">
         <w:r>
           <w:rPr>
+            <w:rtl/>
+            <w:cs/>
             <w:lang w:val="ar_AE" w:bidi="ar_AE"/>
           </w:rPr>
           <w:rPr>
@@ -2516,6 +3094,8 @@
       </w:hyperlink>
       <w:r>
         <w:rPr>
+          <w:rtl/>
+          <w:cs/>
           <w:lang w:val="ar_AE" w:bidi="ar_AE"/>
         </w:rPr>
         <w:t xml:space="preserve">؛ </w:t>
@@ -2523,6 +3103,8 @@
       <w:hyperlink r:id="rId57">
         <w:r>
           <w:rPr>
+            <w:rtl/>
+            <w:cs/>
             <w:lang w:val="ar_AE" w:bidi="ar_AE"/>
           </w:rPr>
           <w:rPr>
@@ -2534,6 +3116,8 @@
       </w:hyperlink>
       <w:r>
         <w:rPr>
+          <w:rtl/>
+          <w:cs/>
           <w:lang w:val="ar_AE" w:bidi="ar_AE"/>
         </w:rPr>
         <w:t xml:space="preserve">، </w:t>
@@ -2541,6 +3125,8 @@
       <w:hyperlink r:id="rId76">
         <w:r>
           <w:rPr>
+            <w:rtl/>
+            <w:cs/>
             <w:lang w:val="ar_AE" w:bidi="ar_AE"/>
           </w:rPr>
           <w:rPr>
@@ -2552,6 +3138,8 @@
       </w:hyperlink>
       <w:r>
         <w:rPr>
+          <w:rtl/>
+          <w:cs/>
           <w:lang w:val="ar_AE" w:bidi="ar_AE"/>
         </w:rPr>
         <w:t xml:space="preserve">؛ </w:t>
@@ -2559,6 +3147,8 @@
       <w:hyperlink r:id="rId58">
         <w:r>
           <w:rPr>
+            <w:rtl/>
+            <w:cs/>
             <w:lang w:val="ar_AE" w:bidi="ar_AE"/>
           </w:rPr>
           <w:rPr>
@@ -2570,6 +3160,8 @@
       </w:hyperlink>
       <w:r>
         <w:rPr>
+          <w:rtl/>
+          <w:cs/>
           <w:lang w:val="ar_AE" w:bidi="ar_AE"/>
         </w:rPr>
         <w:t xml:space="preserve">؛ </w:t>
@@ -2577,6 +3169,8 @@
       <w:hyperlink r:id="rId52">
         <w:r>
           <w:rPr>
+            <w:rtl/>
+            <w:cs/>
             <w:lang w:val="ar_AE" w:bidi="ar_AE"/>
           </w:rPr>
           <w:rPr>
@@ -2588,6 +3182,8 @@
       </w:hyperlink>
       <w:r>
         <w:rPr>
+          <w:rtl/>
+          <w:cs/>
           <w:lang w:val="ar_AE" w:bidi="ar_AE"/>
         </w:rPr>
         <w:t xml:space="preserve">؛ </w:t>
@@ -2595,6 +3191,8 @@
       <w:hyperlink r:id="rId59">
         <w:r>
           <w:rPr>
+            <w:rtl/>
+            <w:cs/>
             <w:lang w:val="ar_AE" w:bidi="ar_AE"/>
           </w:rPr>
           <w:rPr>
@@ -2606,6 +3204,8 @@
       </w:hyperlink>
       <w:r>
         <w:rPr>
+          <w:rtl/>
+          <w:cs/>
           <w:lang w:val="ar_AE" w:bidi="ar_AE"/>
         </w:rPr>
         <w:t xml:space="preserve">؛ </w:t>
@@ -2613,6 +3213,8 @@
       <w:hyperlink r:id="rId60">
         <w:r>
           <w:rPr>
+            <w:rtl/>
+            <w:cs/>
             <w:lang w:val="ar_AE" w:bidi="ar_AE"/>
           </w:rPr>
           <w:rPr>
@@ -2624,6 +3226,8 @@
       </w:hyperlink>
       <w:r>
         <w:rPr>
+          <w:rtl/>
+          <w:cs/>
           <w:lang w:val="ar_AE" w:bidi="ar_AE"/>
         </w:rPr>
         <w:t xml:space="preserve">؛ </w:t>
@@ -2631,6 +3235,8 @@
       <w:hyperlink r:id="rId77">
         <w:r>
           <w:rPr>
+            <w:rtl/>
+            <w:cs/>
             <w:lang w:val="ar_AE" w:bidi="ar_AE"/>
           </w:rPr>
           <w:rPr>
@@ -2642,6 +3248,8 @@
       </w:hyperlink>
       <w:r>
         <w:rPr>
+          <w:rtl/>
+          <w:cs/>
           <w:lang w:val="ar_AE" w:bidi="ar_AE"/>
         </w:rPr>
         <w:t xml:space="preserve">؛ </w:t>
@@ -2649,6 +3257,8 @@
       <w:hyperlink r:id="rId61">
         <w:r>
           <w:rPr>
+            <w:rtl/>
+            <w:cs/>
             <w:lang w:val="ar_AE" w:bidi="ar_AE"/>
           </w:rPr>
           <w:rPr>
@@ -2660,6 +3270,8 @@
       </w:hyperlink>
       <w:r>
         <w:rPr>
+          <w:rtl/>
+          <w:cs/>
           <w:lang w:val="ar_AE" w:bidi="ar_AE"/>
         </w:rPr>
         <w:t xml:space="preserve">؛ 1–2 تيموثاوس؛ </w:t>
@@ -2667,6 +3279,8 @@
       <w:hyperlink r:id="rId62">
         <w:r>
           <w:rPr>
+            <w:rtl/>
+            <w:cs/>
             <w:lang w:val="ar_AE" w:bidi="ar_AE"/>
           </w:rPr>
           <w:rPr>
@@ -2678,6 +3292,8 @@
       </w:hyperlink>
       <w:r>
         <w:rPr>
+          <w:rtl/>
+          <w:cs/>
           <w:lang w:val="ar_AE" w:bidi="ar_AE"/>
         </w:rPr>
         <w:t xml:space="preserve">؛ </w:t>
@@ -2685,6 +3301,8 @@
       <w:hyperlink r:id="rId74">
         <w:r>
           <w:rPr>
+            <w:rtl/>
+            <w:cs/>
             <w:lang w:val="ar_AE" w:bidi="ar_AE"/>
           </w:rPr>
           <w:rPr>
@@ -2696,17 +3314,23 @@
       </w:hyperlink>
       <w:r>
         <w:rPr>
+          <w:rtl/>
+          <w:cs/>
           <w:lang w:val="ar_AE" w:bidi="ar_AE"/>
         </w:rPr>
         <w:t>.</w:t>
       </w:r>
       <w:r>
         <w:rPr>
-          <w:lang w:val="ar_AE" w:bidi="ar_AE"/>
-        </w:rPr>
-      </w:r>
-      <w:r>
-        <w:rPr>
+          <w:rtl/>
+          <w:cs/>
+          <w:lang w:val="ar_AE" w:bidi="ar_AE"/>
+        </w:rPr>
+      </w:r>
+      <w:r>
+        <w:rPr>
+          <w:rtl/>
+          <w:cs/>
           <w:lang w:val="ar_AE" w:bidi="ar_AE"/>
         </w:rPr>
       </w:r>

--- a/arb/docx/012.content.docx
+++ b/arb/docx/012.content.docx
@@ -309,20 +309,14 @@
         </w:rPr>
         <w:t>كان تُومَا واحدًا من الرسل الاثني عشر (</w:t>
       </w:r>
-      <w:hyperlink r:id="rId13">
-        <w:r>
-          <w:rPr>
-            <w:rtl/>
-            <w:cs/>
-            <w:lang w:val="ar_AE" w:bidi="ar_AE"/>
-          </w:rPr>
-          <w:rPr>
-            <w:color w:val="0000EE"/>
-            <w:u w:val="single"/>
-          </w:rPr>
-          <w:t>متّى 10:3</w:t>
-        </w:r>
-      </w:hyperlink>
+      <w:r>
+        <w:rPr>
+          <w:rtl/>
+          <w:cs/>
+          <w:lang w:val="ar_AE" w:bidi="ar_AE"/>
+        </w:rPr>
+        <w:t>متّى 10:3</w:t>
+      </w:r>
       <w:r>
         <w:rPr>
           <w:rtl/>
@@ -331,20 +325,14 @@
         </w:rPr>
         <w:t xml:space="preserve">؛ </w:t>
       </w:r>
-      <w:hyperlink r:id="rId14">
-        <w:r>
-          <w:rPr>
-            <w:rtl/>
-            <w:cs/>
-            <w:lang w:val="ar_AE" w:bidi="ar_AE"/>
-          </w:rPr>
-          <w:rPr>
-            <w:color w:val="0000EE"/>
-            <w:u w:val="single"/>
-          </w:rPr>
-          <w:t>مرقس 3:18</w:t>
-        </w:r>
-      </w:hyperlink>
+      <w:r>
+        <w:rPr>
+          <w:rtl/>
+          <w:cs/>
+          <w:lang w:val="ar_AE" w:bidi="ar_AE"/>
+        </w:rPr>
+        <w:t>مرقس 3:18</w:t>
+      </w:r>
       <w:r>
         <w:rPr>
           <w:rtl/>
@@ -353,20 +341,14 @@
         </w:rPr>
         <w:t xml:space="preserve">؛ </w:t>
       </w:r>
-      <w:hyperlink r:id="rId15">
-        <w:r>
-          <w:rPr>
-            <w:rtl/>
-            <w:cs/>
-            <w:lang w:val="ar_AE" w:bidi="ar_AE"/>
-          </w:rPr>
-          <w:rPr>
-            <w:color w:val="0000EE"/>
-            <w:u w:val="single"/>
-          </w:rPr>
-          <w:t>لوقا 6:15</w:t>
-        </w:r>
-      </w:hyperlink>
+      <w:r>
+        <w:rPr>
+          <w:rtl/>
+          <w:cs/>
+          <w:lang w:val="ar_AE" w:bidi="ar_AE"/>
+        </w:rPr>
+        <w:t>لوقا 6:15</w:t>
+      </w:r>
       <w:r>
         <w:rPr>
           <w:rtl/>
@@ -375,20 +357,14 @@
         </w:rPr>
         <w:t xml:space="preserve">؛ </w:t>
       </w:r>
-      <w:hyperlink r:id="rId16">
-        <w:r>
-          <w:rPr>
-            <w:rtl/>
-            <w:cs/>
-            <w:lang w:val="ar_AE" w:bidi="ar_AE"/>
-          </w:rPr>
-          <w:rPr>
-            <w:color w:val="0000EE"/>
-            <w:u w:val="single"/>
-          </w:rPr>
-          <w:t>أعمال 1:13</w:t>
-        </w:r>
-      </w:hyperlink>
+      <w:r>
+        <w:rPr>
+          <w:rtl/>
+          <w:cs/>
+          <w:lang w:val="ar_AE" w:bidi="ar_AE"/>
+        </w:rPr>
+        <w:t>أعمال 1:13</w:t>
+      </w:r>
       <w:r>
         <w:rPr>
           <w:rtl/>
@@ -417,20 +393,14 @@
         </w:rPr>
         <w:t>نحن لا نعرف كيف التقى يسوع بتوما أول مرةودعاه ليكون تلميذًا له. إنجيل يوحنا هو المصدر الوحيد الذي ينطوي على روايات شخصية عن توما. عبّر توما عن استعداده لاتباع يسوع، حتى لو كان ذلك يعني الموت (</w:t>
       </w:r>
-      <w:hyperlink r:id="rId17">
-        <w:r>
-          <w:rPr>
-            <w:rtl/>
-            <w:cs/>
-            <w:lang w:val="ar_AE" w:bidi="ar_AE"/>
-          </w:rPr>
-          <w:rPr>
-            <w:color w:val="0000EE"/>
-            <w:u w:val="single"/>
-          </w:rPr>
-          <w:t>يوحنا 11:16</w:t>
-        </w:r>
-      </w:hyperlink>
+      <w:r>
+        <w:rPr>
+          <w:rtl/>
+          <w:cs/>
+          <w:lang w:val="ar_AE" w:bidi="ar_AE"/>
+        </w:rPr>
+        <w:t>يوحنا 11:16</w:t>
+      </w:r>
       <w:r>
         <w:rPr>
           <w:rtl/>
@@ -439,20 +409,14 @@
         </w:rPr>
         <w:t>). وأخبر يسوع صراحةً أنه لم يفهم ما كان يقوله (</w:t>
       </w:r>
-      <w:hyperlink r:id="rId18">
-        <w:r>
-          <w:rPr>
-            <w:rtl/>
-            <w:cs/>
-            <w:lang w:val="ar_AE" w:bidi="ar_AE"/>
-          </w:rPr>
-          <w:rPr>
-            <w:color w:val="0000EE"/>
-            <w:u w:val="single"/>
-          </w:rPr>
-          <w:t>يوحنا 14:5</w:t>
-        </w:r>
-      </w:hyperlink>
+      <w:r>
+        <w:rPr>
+          <w:rtl/>
+          <w:cs/>
+          <w:lang w:val="ar_AE" w:bidi="ar_AE"/>
+        </w:rPr>
+        <w:t>يوحنا 14:5</w:t>
+      </w:r>
       <w:r>
         <w:rPr>
           <w:rtl/>
@@ -461,20 +425,14 @@
         </w:rPr>
         <w:t>). كان توما أيضًا واحدًا من السبعة تلاميذ الذين عادوا إلى الصيد بعد القيامة، عندما ظهر لهم يسوع (</w:t>
       </w:r>
-      <w:hyperlink r:id="rId19">
-        <w:r>
-          <w:rPr>
-            <w:rtl/>
-            <w:cs/>
-            <w:lang w:val="ar_AE" w:bidi="ar_AE"/>
-          </w:rPr>
-          <w:rPr>
-            <w:color w:val="0000EE"/>
-            <w:u w:val="single"/>
-          </w:rPr>
-          <w:t>يوحنا 21:2</w:t>
-        </w:r>
-      </w:hyperlink>
+      <w:r>
+        <w:rPr>
+          <w:rtl/>
+          <w:cs/>
+          <w:lang w:val="ar_AE" w:bidi="ar_AE"/>
+        </w:rPr>
+        <w:t>يوحنا 21:2</w:t>
+      </w:r>
       <w:r>
         <w:rPr>
           <w:rtl/>
@@ -503,20 +461,14 @@
         </w:rPr>
         <w:t>عندما ظهر يسوع أول مرة لتلاميذه بعد موته، لم يكن توما من بين الحاضرين. وعندما سمع توما رواية التلاميذ، لم يصدق ذلك. أصرّ على حاجته لرؤية علامات الصلب على جسد يسوع وأن يلمسها بنفسه (</w:t>
       </w:r>
-      <w:hyperlink r:id="rId20">
-        <w:r>
-          <w:rPr>
-            <w:rtl/>
-            <w:cs/>
-            <w:lang w:val="ar_AE" w:bidi="ar_AE"/>
-          </w:rPr>
-          <w:rPr>
-            <w:color w:val="0000EE"/>
-            <w:u w:val="single"/>
-          </w:rPr>
-          <w:t>يوحنّا 20:19–25</w:t>
-        </w:r>
-      </w:hyperlink>
+      <w:r>
+        <w:rPr>
+          <w:rtl/>
+          <w:cs/>
+          <w:lang w:val="ar_AE" w:bidi="ar_AE"/>
+        </w:rPr>
+        <w:t>يوحنّا 20:19–25</w:t>
+      </w:r>
       <w:r>
         <w:rPr>
           <w:rtl/>
@@ -525,20 +477,14 @@
         </w:rPr>
         <w:t>). بعد أسبوع، ظهر يسوع للتلاميذ مرة أخرى وتحدث مباشرة إلى توما. طلب من توما أن يفحص علامات المسامير والحربة على جسده، ودعاه أن يؤمن دون شك (</w:t>
       </w:r>
-      <w:hyperlink r:id="rId21">
-        <w:r>
-          <w:rPr>
-            <w:rtl/>
-            <w:cs/>
-            <w:lang w:val="ar_AE" w:bidi="ar_AE"/>
-          </w:rPr>
-          <w:rPr>
-            <w:color w:val="0000EE"/>
-            <w:u w:val="single"/>
-          </w:rPr>
-          <w:t>يوحنّا 20:26–27</w:t>
-        </w:r>
-      </w:hyperlink>
+      <w:r>
+        <w:rPr>
+          <w:rtl/>
+          <w:cs/>
+          <w:lang w:val="ar_AE" w:bidi="ar_AE"/>
+        </w:rPr>
+        <w:t>يوحنّا 20:26–27</w:t>
+      </w:r>
       <w:r>
         <w:rPr>
           <w:rtl/>
@@ -583,20 +529,14 @@
         </w:rPr>
         <w:t>" (</w:t>
       </w:r>
-      <w:hyperlink r:id="rId22">
-        <w:r>
-          <w:rPr>
-            <w:rtl/>
-            <w:cs/>
-            <w:lang w:val="ar_AE" w:bidi="ar_AE"/>
-          </w:rPr>
-          <w:rPr>
-            <w:color w:val="0000EE"/>
-            <w:u w:val="single"/>
-          </w:rPr>
-          <w:t>يوحنّا 20:28</w:t>
-        </w:r>
-      </w:hyperlink>
+      <w:r>
+        <w:rPr>
+          <w:rtl/>
+          <w:cs/>
+          <w:lang w:val="ar_AE" w:bidi="ar_AE"/>
+        </w:rPr>
+        <w:t>يوحنّا 20:28</w:t>
+      </w:r>
       <w:r>
         <w:rPr>
           <w:rtl/>
@@ -923,20 +863,14 @@
           <w:lang w:val="ar_AE" w:bidi="ar_AE"/>
         </w:rPr>
       </w:r>
-      <w:hyperlink r:id="rId13">
-        <w:r>
-          <w:rPr>
-            <w:rtl/>
-            <w:cs/>
-            <w:lang w:val="ar_AE" w:bidi="ar_AE"/>
-          </w:rPr>
-          <w:rPr>
-            <w:color w:val="0000EE"/>
-            <w:u w:val="single"/>
-          </w:rPr>
-          <w:t>متى 10:3</w:t>
-        </w:r>
-      </w:hyperlink>
+      <w:r>
+        <w:rPr>
+          <w:rtl/>
+          <w:cs/>
+          <w:lang w:val="ar_AE" w:bidi="ar_AE"/>
+        </w:rPr>
+        <w:t>متى 10:3</w:t>
+      </w:r>
       <w:r>
         <w:rPr>
           <w:rtl/>
@@ -945,20 +879,14 @@
         </w:rPr>
         <w:t xml:space="preserve">؛ </w:t>
       </w:r>
-      <w:hyperlink r:id="rId14">
-        <w:r>
-          <w:rPr>
-            <w:rtl/>
-            <w:cs/>
-            <w:lang w:val="ar_AE" w:bidi="ar_AE"/>
-          </w:rPr>
-          <w:rPr>
-            <w:color w:val="0000EE"/>
-            <w:u w:val="single"/>
-          </w:rPr>
-          <w:t>مرقس 3:18</w:t>
-        </w:r>
-      </w:hyperlink>
+      <w:r>
+        <w:rPr>
+          <w:rtl/>
+          <w:cs/>
+          <w:lang w:val="ar_AE" w:bidi="ar_AE"/>
+        </w:rPr>
+        <w:t>مرقس 3:18</w:t>
+      </w:r>
       <w:r>
         <w:rPr>
           <w:rtl/>
@@ -967,20 +895,14 @@
         </w:rPr>
         <w:t xml:space="preserve">؛ </w:t>
       </w:r>
-      <w:hyperlink r:id="rId15">
-        <w:r>
-          <w:rPr>
-            <w:rtl/>
-            <w:cs/>
-            <w:lang w:val="ar_AE" w:bidi="ar_AE"/>
-          </w:rPr>
-          <w:rPr>
-            <w:color w:val="0000EE"/>
-            <w:u w:val="single"/>
-          </w:rPr>
-          <w:t>لوقا 6:15</w:t>
-        </w:r>
-      </w:hyperlink>
+      <w:r>
+        <w:rPr>
+          <w:rtl/>
+          <w:cs/>
+          <w:lang w:val="ar_AE" w:bidi="ar_AE"/>
+        </w:rPr>
+        <w:t>لوقا 6:15</w:t>
+      </w:r>
       <w:r>
         <w:rPr>
           <w:rtl/>
@@ -989,20 +911,14 @@
         </w:rPr>
         <w:t xml:space="preserve">؛ </w:t>
       </w:r>
-      <w:hyperlink r:id="rId17">
-        <w:r>
-          <w:rPr>
-            <w:rtl/>
-            <w:cs/>
-            <w:lang w:val="ar_AE" w:bidi="ar_AE"/>
-          </w:rPr>
-          <w:rPr>
-            <w:color w:val="0000EE"/>
-            <w:u w:val="single"/>
-          </w:rPr>
-          <w:t>يوحنا 11:16</w:t>
-        </w:r>
-      </w:hyperlink>
+      <w:r>
+        <w:rPr>
+          <w:rtl/>
+          <w:cs/>
+          <w:lang w:val="ar_AE" w:bidi="ar_AE"/>
+        </w:rPr>
+        <w:t>يوحنا 11:16</w:t>
+      </w:r>
       <w:r>
         <w:rPr>
           <w:rtl/>
@@ -1011,20 +927,14 @@
         </w:rPr>
         <w:t xml:space="preserve">؛ </w:t>
       </w:r>
-      <w:hyperlink r:id="rId18">
-        <w:r>
-          <w:rPr>
-            <w:rtl/>
-            <w:cs/>
-            <w:lang w:val="ar_AE" w:bidi="ar_AE"/>
-          </w:rPr>
-          <w:rPr>
-            <w:color w:val="0000EE"/>
-            <w:u w:val="single"/>
-          </w:rPr>
-          <w:t>يوحنا 14:5</w:t>
-        </w:r>
-      </w:hyperlink>
+      <w:r>
+        <w:rPr>
+          <w:rtl/>
+          <w:cs/>
+          <w:lang w:val="ar_AE" w:bidi="ar_AE"/>
+        </w:rPr>
+        <w:t>يوحنا 14:5</w:t>
+      </w:r>
       <w:r>
         <w:rPr>
           <w:rtl/>
@@ -1033,20 +943,14 @@
         </w:rPr>
         <w:t xml:space="preserve">؛ </w:t>
       </w:r>
-      <w:hyperlink r:id="rId23">
-        <w:r>
-          <w:rPr>
-            <w:rtl/>
-            <w:cs/>
-            <w:lang w:val="ar_AE" w:bidi="ar_AE"/>
-          </w:rPr>
-          <w:rPr>
-            <w:color w:val="0000EE"/>
-            <w:u w:val="single"/>
-          </w:rPr>
-          <w:t>يوحنا 20:24–29</w:t>
-        </w:r>
-      </w:hyperlink>
+      <w:r>
+        <w:rPr>
+          <w:rtl/>
+          <w:cs/>
+          <w:lang w:val="ar_AE" w:bidi="ar_AE"/>
+        </w:rPr>
+        <w:t>يوحنا 20:24–29</w:t>
+      </w:r>
       <w:r>
         <w:rPr>
           <w:rtl/>
@@ -1055,20 +959,14 @@
         </w:rPr>
         <w:t xml:space="preserve">؛ </w:t>
       </w:r>
-      <w:hyperlink r:id="rId19">
-        <w:r>
-          <w:rPr>
-            <w:rtl/>
-            <w:cs/>
-            <w:lang w:val="ar_AE" w:bidi="ar_AE"/>
-          </w:rPr>
-          <w:rPr>
-            <w:color w:val="0000EE"/>
-            <w:u w:val="single"/>
-          </w:rPr>
-          <w:t>يوحنا 21:2</w:t>
-        </w:r>
-      </w:hyperlink>
+      <w:r>
+        <w:rPr>
+          <w:rtl/>
+          <w:cs/>
+          <w:lang w:val="ar_AE" w:bidi="ar_AE"/>
+        </w:rPr>
+        <w:t>يوحنا 21:2</w:t>
+      </w:r>
       <w:r>
         <w:rPr>
           <w:rtl/>
@@ -1077,34 +975,22 @@
         </w:rPr>
         <w:t>؛</w:t>
       </w:r>
-      <w:hyperlink r:id="rId19">
-        <w:r>
-          <w:rPr>
-            <w:rtl/>
-            <w:cs/>
-            <w:lang w:val="ar_AE" w:bidi="ar_AE"/>
-          </w:rPr>
-          <w:rPr>
-            <w:color w:val="0000EE"/>
-            <w:u w:val="single"/>
-          </w:rPr>
-          <w:t xml:space="preserve"> </w:t>
-        </w:r>
-      </w:hyperlink>
-      <w:hyperlink r:id="rId16">
-        <w:r>
-          <w:rPr>
-            <w:rtl/>
-            <w:cs/>
-            <w:lang w:val="ar_AE" w:bidi="ar_AE"/>
-          </w:rPr>
-          <w:rPr>
-            <w:color w:val="0000EE"/>
-            <w:u w:val="single"/>
-          </w:rPr>
-          <w:t>أعمال 1:13</w:t>
-        </w:r>
-      </w:hyperlink>
+      <w:r>
+        <w:rPr>
+          <w:rtl/>
+          <w:cs/>
+          <w:lang w:val="ar_AE" w:bidi="ar_AE"/>
+        </w:rPr>
+        <w:t xml:space="preserve"> </w:t>
+      </w:r>
+      <w:r>
+        <w:rPr>
+          <w:rtl/>
+          <w:cs/>
+          <w:lang w:val="ar_AE" w:bidi="ar_AE"/>
+        </w:rPr>
+        <w:t>أعمال 1:13</w:t>
+      </w:r>
       <w:r>
         <w:rPr>
           <w:rtl/>
@@ -1200,20 +1086,14 @@
         </w:rPr>
         <w:t>لا نعرف شيئًا عن خلفية تيطس أو تحوله للإيمان المسيحي. لم يُذكر اسمه في أعمال الرسل. نسمع عنه أول مرة بصفته مؤمن غير يهودي رافق بولس وبرنابا إلى أورشليم (</w:t>
       </w:r>
-      <w:hyperlink r:id="rId24">
-        <w:r>
-          <w:rPr>
-            <w:rtl/>
-            <w:cs/>
-            <w:lang w:val="ar_AE" w:bidi="ar_AE"/>
-          </w:rPr>
-          <w:rPr>
-            <w:color w:val="0000EE"/>
-            <w:u w:val="single"/>
-          </w:rPr>
-          <w:t>غلاطية 2:1</w:t>
-        </w:r>
-      </w:hyperlink>
+      <w:r>
+        <w:rPr>
+          <w:rtl/>
+          <w:cs/>
+          <w:lang w:val="ar_AE" w:bidi="ar_AE"/>
+        </w:rPr>
+        <w:t>غلاطية 2:1</w:t>
+      </w:r>
       <w:r>
         <w:rPr>
           <w:rtl/>
@@ -1222,20 +1102,14 @@
         </w:rPr>
         <w:t>). الأهمّ من ذلك أن بولس أكد أن تيطس لم يُجبر على الختان (</w:t>
       </w:r>
-      <w:hyperlink r:id="rId25">
-        <w:r>
-          <w:rPr>
-            <w:rtl/>
-            <w:cs/>
-            <w:lang w:val="ar_AE" w:bidi="ar_AE"/>
-          </w:rPr>
-          <w:rPr>
-            <w:color w:val="0000EE"/>
-            <w:u w:val="single"/>
-          </w:rPr>
-          <w:t>غلاطية 2:3</w:t>
-        </w:r>
-      </w:hyperlink>
+      <w:r>
+        <w:rPr>
+          <w:rtl/>
+          <w:cs/>
+          <w:lang w:val="ar_AE" w:bidi="ar_AE"/>
+        </w:rPr>
+        <w:t>غلاطية 2:3</w:t>
+      </w:r>
       <w:r>
         <w:rPr>
           <w:rtl/>
@@ -1264,20 +1138,14 @@
         </w:rPr>
         <w:t xml:space="preserve">نظرًا لأن تيطس كان عضوًا يعتمد عليه في فريق بولس، ذهب تيطس لاحقًا في بعض المهام الاستثنائية. فأرسله بولس إلى كورنثوس للتعامل مع موقف صعب، على الأرجح حاملًا الرسالة الصارمة والقاسية المذكورة في </w:t>
       </w:r>
-      <w:hyperlink r:id="rId26">
-        <w:r>
-          <w:rPr>
-            <w:rtl/>
-            <w:cs/>
-            <w:lang w:val="ar_AE" w:bidi="ar_AE"/>
-          </w:rPr>
-          <w:rPr>
-            <w:color w:val="0000EE"/>
-            <w:u w:val="single"/>
-          </w:rPr>
-          <w:t>2كورنثوس 2:4</w:t>
-        </w:r>
-      </w:hyperlink>
+      <w:r>
+        <w:rPr>
+          <w:rtl/>
+          <w:cs/>
+          <w:lang w:val="ar_AE" w:bidi="ar_AE"/>
+        </w:rPr>
+        <w:t>2كورنثوس 2:4</w:t>
+      </w:r>
       <w:r>
         <w:rPr>
           <w:rtl/>
@@ -1286,20 +1154,14 @@
         </w:rPr>
         <w:t xml:space="preserve">، </w:t>
       </w:r>
-      <w:hyperlink r:id="rId27">
-        <w:r>
-          <w:rPr>
-            <w:rtl/>
-            <w:cs/>
-            <w:lang w:val="ar_AE" w:bidi="ar_AE"/>
-          </w:rPr>
-          <w:rPr>
-            <w:color w:val="0000EE"/>
-            <w:u w:val="single"/>
-          </w:rPr>
-          <w:t>9</w:t>
-        </w:r>
-      </w:hyperlink>
+      <w:r>
+        <w:rPr>
+          <w:rtl/>
+          <w:cs/>
+          <w:lang w:val="ar_AE" w:bidi="ar_AE"/>
+        </w:rPr>
+        <w:t>9</w:t>
+      </w:r>
       <w:r>
         <w:rPr>
           <w:rtl/>
@@ -1308,20 +1170,14 @@
         </w:rPr>
         <w:t xml:space="preserve">؛ </w:t>
       </w:r>
-      <w:hyperlink r:id="rId28">
-        <w:r>
-          <w:rPr>
-            <w:rtl/>
-            <w:cs/>
-            <w:lang w:val="ar_AE" w:bidi="ar_AE"/>
-          </w:rPr>
-          <w:rPr>
-            <w:color w:val="0000EE"/>
-            <w:u w:val="single"/>
-          </w:rPr>
-          <w:t>7:8–9</w:t>
-        </w:r>
-      </w:hyperlink>
+      <w:r>
+        <w:rPr>
+          <w:rtl/>
+          <w:cs/>
+          <w:lang w:val="ar_AE" w:bidi="ar_AE"/>
+        </w:rPr>
+        <w:t>7:8–9</w:t>
+      </w:r>
       <w:r>
         <w:rPr>
           <w:rtl/>
@@ -1330,20 +1186,14 @@
         </w:rPr>
         <w:t xml:space="preserve">. كانت هذه المهمة تتطلب شخصًا يمكنه أن يكون قائدًا لطيفًا وقويًا في ذات الوقت. يبدو أن تيطس كان يتمتع بشخصيّة أقوى من شخصيّة تيموثاوس (انظر </w:t>
       </w:r>
-      <w:hyperlink r:id="rId29">
-        <w:r>
-          <w:rPr>
-            <w:rtl/>
-            <w:cs/>
-            <w:lang w:val="ar_AE" w:bidi="ar_AE"/>
-          </w:rPr>
-          <w:rPr>
-            <w:color w:val="0000EE"/>
-            <w:u w:val="single"/>
-          </w:rPr>
-          <w:t>1كورنثوس 16:10–11</w:t>
-        </w:r>
-      </w:hyperlink>
+      <w:r>
+        <w:rPr>
+          <w:rtl/>
+          <w:cs/>
+          <w:lang w:val="ar_AE" w:bidi="ar_AE"/>
+        </w:rPr>
+        <w:t>1كورنثوس 16:10–11</w:t>
+      </w:r>
       <w:r>
         <w:rPr>
           <w:rtl/>
@@ -1352,20 +1202,14 @@
         </w:rPr>
         <w:t xml:space="preserve">؛ </w:t>
       </w:r>
-      <w:hyperlink r:id="rId30">
-        <w:r>
-          <w:rPr>
-            <w:rtl/>
-            <w:cs/>
-            <w:lang w:val="ar_AE" w:bidi="ar_AE"/>
-          </w:rPr>
-          <w:rPr>
-            <w:color w:val="0000EE"/>
-            <w:u w:val="single"/>
-          </w:rPr>
-          <w:t>2كورنثوس 7:13–15</w:t>
-        </w:r>
-      </w:hyperlink>
+      <w:r>
+        <w:rPr>
+          <w:rtl/>
+          <w:cs/>
+          <w:lang w:val="ar_AE" w:bidi="ar_AE"/>
+        </w:rPr>
+        <w:t>2كورنثوس 7:13–15</w:t>
+      </w:r>
       <w:r>
         <w:rPr>
           <w:rtl/>
@@ -1374,20 +1218,14 @@
         </w:rPr>
         <w:t xml:space="preserve">؛ </w:t>
       </w:r>
-      <w:hyperlink r:id="rId31">
-        <w:r>
-          <w:rPr>
-            <w:rtl/>
-            <w:cs/>
-            <w:lang w:val="ar_AE" w:bidi="ar_AE"/>
-          </w:rPr>
-          <w:rPr>
-            <w:color w:val="0000EE"/>
-            <w:u w:val="single"/>
-          </w:rPr>
-          <w:t>2تيموثاوس 1:6–7</w:t>
-        </w:r>
-      </w:hyperlink>
+      <w:r>
+        <w:rPr>
+          <w:rtl/>
+          <w:cs/>
+          <w:lang w:val="ar_AE" w:bidi="ar_AE"/>
+        </w:rPr>
+        <w:t>2تيموثاوس 1:6–7</w:t>
+      </w:r>
       <w:r>
         <w:rPr>
           <w:rtl/>
@@ -1416,20 +1254,14 @@
         </w:rPr>
         <w:t>عاد تيطس إلى بولس بأخبار مفرحة (</w:t>
       </w:r>
-      <w:hyperlink r:id="rId32">
-        <w:r>
-          <w:rPr>
-            <w:rtl/>
-            <w:cs/>
-            <w:lang w:val="ar_AE" w:bidi="ar_AE"/>
-          </w:rPr>
-          <w:rPr>
-            <w:color w:val="0000EE"/>
-            <w:u w:val="single"/>
-          </w:rPr>
-          <w:t>2كورنثوس 7:6–7</w:t>
-        </w:r>
-      </w:hyperlink>
+      <w:r>
+        <w:rPr>
+          <w:rtl/>
+          <w:cs/>
+          <w:lang w:val="ar_AE" w:bidi="ar_AE"/>
+        </w:rPr>
+        <w:t>2كورنثوس 7:6–7</w:t>
+      </w:r>
       <w:r>
         <w:rPr>
           <w:rtl/>
@@ -1438,20 +1270,14 @@
         </w:rPr>
         <w:t xml:space="preserve">، </w:t>
       </w:r>
-      <w:hyperlink r:id="rId30">
-        <w:r>
-          <w:rPr>
-            <w:rtl/>
-            <w:cs/>
-            <w:lang w:val="ar_AE" w:bidi="ar_AE"/>
-          </w:rPr>
-          <w:rPr>
-            <w:color w:val="0000EE"/>
-            <w:u w:val="single"/>
-          </w:rPr>
-          <w:t>13–15</w:t>
-        </w:r>
-      </w:hyperlink>
+      <w:r>
+        <w:rPr>
+          <w:rtl/>
+          <w:cs/>
+          <w:lang w:val="ar_AE" w:bidi="ar_AE"/>
+        </w:rPr>
+        <w:t>13–15</w:t>
+      </w:r>
       <w:r>
         <w:rPr>
           <w:rtl/>
@@ -1477,20 +1303,14 @@
         </w:rPr>
         <w:t>. حثت هذه الرسالة المؤمنين على استكمال جمع التبرعات للمؤمنين الفقراء في أورشليم. قبل تيطس هذه المهمة بحماس لأنه كان يحب المسيحيين في كورنثوس (</w:t>
       </w:r>
-      <w:hyperlink r:id="rId33">
-        <w:r>
-          <w:rPr>
-            <w:rtl/>
-            <w:cs/>
-            <w:lang w:val="ar_AE" w:bidi="ar_AE"/>
-          </w:rPr>
-          <w:rPr>
-            <w:color w:val="0000EE"/>
-            <w:u w:val="single"/>
-          </w:rPr>
-          <w:t>2 كورنثوس 7:15</w:t>
-        </w:r>
-      </w:hyperlink>
+      <w:r>
+        <w:rPr>
+          <w:rtl/>
+          <w:cs/>
+          <w:lang w:val="ar_AE" w:bidi="ar_AE"/>
+        </w:rPr>
+        <w:t>2 كورنثوس 7:15</w:t>
+      </w:r>
       <w:r>
         <w:rPr>
           <w:rtl/>
@@ -1499,20 +1319,14 @@
         </w:rPr>
         <w:t xml:space="preserve">؛ </w:t>
       </w:r>
-      <w:hyperlink r:id="rId34">
-        <w:r>
-          <w:rPr>
-            <w:rtl/>
-            <w:cs/>
-            <w:lang w:val="ar_AE" w:bidi="ar_AE"/>
-          </w:rPr>
-          <w:rPr>
-            <w:color w:val="0000EE"/>
-            <w:u w:val="single"/>
-          </w:rPr>
-          <w:t>8:6</w:t>
-        </w:r>
-      </w:hyperlink>
+      <w:r>
+        <w:rPr>
+          <w:rtl/>
+          <w:cs/>
+          <w:lang w:val="ar_AE" w:bidi="ar_AE"/>
+        </w:rPr>
+        <w:t>8:6</w:t>
+      </w:r>
       <w:r>
         <w:rPr>
           <w:rtl/>
@@ -1521,20 +1335,14 @@
         </w:rPr>
         <w:t xml:space="preserve">، </w:t>
       </w:r>
-      <w:hyperlink r:id="rId35">
-        <w:r>
-          <w:rPr>
-            <w:rtl/>
-            <w:cs/>
-            <w:lang w:val="ar_AE" w:bidi="ar_AE"/>
-          </w:rPr>
-          <w:rPr>
-            <w:color w:val="0000EE"/>
-            <w:u w:val="single"/>
-          </w:rPr>
-          <w:t>16–17</w:t>
-        </w:r>
-      </w:hyperlink>
+      <w:r>
+        <w:rPr>
+          <w:rtl/>
+          <w:cs/>
+          <w:lang w:val="ar_AE" w:bidi="ar_AE"/>
+        </w:rPr>
+        <w:t>16–17</w:t>
+      </w:r>
       <w:r>
         <w:rPr>
           <w:rtl/>
@@ -1543,20 +1351,14 @@
         </w:rPr>
         <w:t>). وصفه بولس بأوصاف شخص يتمتع بالاستقامة والنزاهة ويشبّهه بولس بنفسه (</w:t>
       </w:r>
-      <w:hyperlink r:id="rId36">
-        <w:r>
-          <w:rPr>
-            <w:rtl/>
-            <w:cs/>
-            <w:lang w:val="ar_AE" w:bidi="ar_AE"/>
-          </w:rPr>
-          <w:rPr>
-            <w:color w:val="0000EE"/>
-            <w:u w:val="single"/>
-          </w:rPr>
-          <w:t>2كورنثوس 8:23</w:t>
-        </w:r>
-      </w:hyperlink>
+      <w:r>
+        <w:rPr>
+          <w:rtl/>
+          <w:cs/>
+          <w:lang w:val="ar_AE" w:bidi="ar_AE"/>
+        </w:rPr>
+        <w:t>2كورنثوس 8:23</w:t>
+      </w:r>
       <w:r>
         <w:rPr>
           <w:rtl/>
@@ -1565,20 +1367,14 @@
         </w:rPr>
         <w:t xml:space="preserve">؛ </w:t>
       </w:r>
-      <w:hyperlink r:id="rId37">
-        <w:r>
-          <w:rPr>
-            <w:rtl/>
-            <w:cs/>
-            <w:lang w:val="ar_AE" w:bidi="ar_AE"/>
-          </w:rPr>
-          <w:rPr>
-            <w:color w:val="0000EE"/>
-            <w:u w:val="single"/>
-          </w:rPr>
-          <w:t>12:18</w:t>
-        </w:r>
-      </w:hyperlink>
+      <w:r>
+        <w:rPr>
+          <w:rtl/>
+          <w:cs/>
+          <w:lang w:val="ar_AE" w:bidi="ar_AE"/>
+        </w:rPr>
+        <w:t>12:18</w:t>
+      </w:r>
       <w:r>
         <w:rPr>
           <w:rtl/>
@@ -1607,20 +1403,14 @@
         </w:rPr>
         <w:t>بعد محاكمة بولس الأولى في روما وإطلاق سراحه، ومرور عدة سنوات ترك بولس تيطس في جزيرة كريت لتقويّة الكنيسة. في أثناء وجود تيطس هناك، كتب بولس رسالة إليه. في هذه الرسالة، قدم بولس نصائح حول اختيار قادة الكنيسة وشجع تيطس على تعليم السلوك بالتقوى وإظهار هذا السلوك في حياته الشخصيّة. ثم طلب بولس من تيطس أن يلتقي به في نيكوبوليس (في أخائية)، إذ خطط بولس لقضاء الشتاء فيها (</w:t>
       </w:r>
-      <w:hyperlink r:id="rId38">
-        <w:r>
-          <w:rPr>
-            <w:rtl/>
-            <w:cs/>
-            <w:lang w:val="ar_AE" w:bidi="ar_AE"/>
-          </w:rPr>
-          <w:rPr>
-            <w:color w:val="0000EE"/>
-            <w:u w:val="single"/>
-          </w:rPr>
-          <w:t>تيطس 3:12</w:t>
-        </w:r>
-      </w:hyperlink>
+      <w:r>
+        <w:rPr>
+          <w:rtl/>
+          <w:cs/>
+          <w:lang w:val="ar_AE" w:bidi="ar_AE"/>
+        </w:rPr>
+        <w:t>تيطس 3:12</w:t>
+      </w:r>
       <w:r>
         <w:rPr>
           <w:rtl/>
@@ -1645,20 +1435,14 @@
         </w:rPr>
         <w:t>(على طول الساحل الأدرياتيكي، شمال غرب اليونان الحديثة)، ربما للخدمة هناك (</w:t>
       </w:r>
-      <w:hyperlink r:id="rId39">
-        <w:r>
-          <w:rPr>
-            <w:rtl/>
-            <w:cs/>
-            <w:lang w:val="ar_AE" w:bidi="ar_AE"/>
-          </w:rPr>
-          <w:rPr>
-            <w:color w:val="0000EE"/>
-            <w:u w:val="single"/>
-          </w:rPr>
-          <w:t>2تيموثاوس 4:10</w:t>
-        </w:r>
-      </w:hyperlink>
+      <w:r>
+        <w:rPr>
+          <w:rtl/>
+          <w:cs/>
+          <w:lang w:val="ar_AE" w:bidi="ar_AE"/>
+        </w:rPr>
+        <w:t>2تيموثاوس 4:10</w:t>
+      </w:r>
       <w:r>
         <w:rPr>
           <w:rtl/>
@@ -1737,20 +1521,14 @@
           <w:lang w:val="ar_AE" w:bidi="ar_AE"/>
         </w:rPr>
       </w:r>
-      <w:hyperlink r:id="rId40">
-        <w:r>
-          <w:rPr>
-            <w:rtl/>
-            <w:cs/>
-            <w:lang w:val="ar_AE" w:bidi="ar_AE"/>
-          </w:rPr>
-          <w:rPr>
-            <w:color w:val="0000EE"/>
-            <w:u w:val="single"/>
-          </w:rPr>
-          <w:t>2كورنثوس 2:13</w:t>
-        </w:r>
-      </w:hyperlink>
+      <w:r>
+        <w:rPr>
+          <w:rtl/>
+          <w:cs/>
+          <w:lang w:val="ar_AE" w:bidi="ar_AE"/>
+        </w:rPr>
+        <w:t>2كورنثوس 2:13</w:t>
+      </w:r>
       <w:r>
         <w:rPr>
           <w:rtl/>
@@ -1759,20 +1537,14 @@
         </w:rPr>
         <w:t xml:space="preserve">؛ </w:t>
       </w:r>
-      <w:hyperlink r:id="rId41">
-        <w:r>
-          <w:rPr>
-            <w:rtl/>
-            <w:cs/>
-            <w:lang w:val="ar_AE" w:bidi="ar_AE"/>
-          </w:rPr>
-          <w:rPr>
-            <w:color w:val="0000EE"/>
-            <w:u w:val="single"/>
-          </w:rPr>
-          <w:t>7:6</w:t>
-        </w:r>
-      </w:hyperlink>
+      <w:r>
+        <w:rPr>
+          <w:rtl/>
+          <w:cs/>
+          <w:lang w:val="ar_AE" w:bidi="ar_AE"/>
+        </w:rPr>
+        <w:t>7:6</w:t>
+      </w:r>
       <w:r>
         <w:rPr>
           <w:rtl/>
@@ -1781,20 +1553,14 @@
         </w:rPr>
         <w:t xml:space="preserve">، </w:t>
       </w:r>
-      <w:hyperlink r:id="rId42">
-        <w:r>
-          <w:rPr>
-            <w:rtl/>
-            <w:cs/>
-            <w:lang w:val="ar_AE" w:bidi="ar_AE"/>
-          </w:rPr>
-          <w:rPr>
-            <w:color w:val="0000EE"/>
-            <w:u w:val="single"/>
-          </w:rPr>
-          <w:t>13–14</w:t>
-        </w:r>
-      </w:hyperlink>
+      <w:r>
+        <w:rPr>
+          <w:rtl/>
+          <w:cs/>
+          <w:lang w:val="ar_AE" w:bidi="ar_AE"/>
+        </w:rPr>
+        <w:t>13–14</w:t>
+      </w:r>
       <w:r>
         <w:rPr>
           <w:rtl/>
@@ -1803,20 +1569,14 @@
         </w:rPr>
         <w:t xml:space="preserve">؛ </w:t>
       </w:r>
-      <w:hyperlink r:id="rId34">
-        <w:r>
-          <w:rPr>
-            <w:rtl/>
-            <w:cs/>
-            <w:lang w:val="ar_AE" w:bidi="ar_AE"/>
-          </w:rPr>
-          <w:rPr>
-            <w:color w:val="0000EE"/>
-            <w:u w:val="single"/>
-          </w:rPr>
-          <w:t>8:6</w:t>
-        </w:r>
-      </w:hyperlink>
+      <w:r>
+        <w:rPr>
+          <w:rtl/>
+          <w:cs/>
+          <w:lang w:val="ar_AE" w:bidi="ar_AE"/>
+        </w:rPr>
+        <w:t>8:6</w:t>
+      </w:r>
       <w:r>
         <w:rPr>
           <w:rtl/>
@@ -1825,20 +1585,14 @@
         </w:rPr>
         <w:t xml:space="preserve">، </w:t>
       </w:r>
-      <w:hyperlink r:id="rId35">
-        <w:r>
-          <w:rPr>
-            <w:rtl/>
-            <w:cs/>
-            <w:lang w:val="ar_AE" w:bidi="ar_AE"/>
-          </w:rPr>
-          <w:rPr>
-            <w:color w:val="0000EE"/>
-            <w:u w:val="single"/>
-          </w:rPr>
-          <w:t>16–17</w:t>
-        </w:r>
-      </w:hyperlink>
+      <w:r>
+        <w:rPr>
+          <w:rtl/>
+          <w:cs/>
+          <w:lang w:val="ar_AE" w:bidi="ar_AE"/>
+        </w:rPr>
+        <w:t>16–17</w:t>
+      </w:r>
       <w:r>
         <w:rPr>
           <w:rtl/>
@@ -1847,20 +1601,14 @@
         </w:rPr>
         <w:t xml:space="preserve">، </w:t>
       </w:r>
-      <w:hyperlink r:id="rId36">
-        <w:r>
-          <w:rPr>
-            <w:rtl/>
-            <w:cs/>
-            <w:lang w:val="ar_AE" w:bidi="ar_AE"/>
-          </w:rPr>
-          <w:rPr>
-            <w:color w:val="0000EE"/>
-            <w:u w:val="single"/>
-          </w:rPr>
-          <w:t>23</w:t>
-        </w:r>
-      </w:hyperlink>
+      <w:r>
+        <w:rPr>
+          <w:rtl/>
+          <w:cs/>
+          <w:lang w:val="ar_AE" w:bidi="ar_AE"/>
+        </w:rPr>
+        <w:t>23</w:t>
+      </w:r>
       <w:r>
         <w:rPr>
           <w:rtl/>
@@ -1869,20 +1617,14 @@
         </w:rPr>
         <w:t xml:space="preserve">؛ </w:t>
       </w:r>
-      <w:hyperlink r:id="rId37">
-        <w:r>
-          <w:rPr>
-            <w:rtl/>
-            <w:cs/>
-            <w:lang w:val="ar_AE" w:bidi="ar_AE"/>
-          </w:rPr>
-          <w:rPr>
-            <w:color w:val="0000EE"/>
-            <w:u w:val="single"/>
-          </w:rPr>
-          <w:t>12:18</w:t>
-        </w:r>
-      </w:hyperlink>
+      <w:r>
+        <w:rPr>
+          <w:rtl/>
+          <w:cs/>
+          <w:lang w:val="ar_AE" w:bidi="ar_AE"/>
+        </w:rPr>
+        <w:t>12:18</w:t>
+      </w:r>
       <w:r>
         <w:rPr>
           <w:rtl/>
@@ -1891,20 +1633,14 @@
         </w:rPr>
         <w:t xml:space="preserve">؛ </w:t>
       </w:r>
-      <w:hyperlink r:id="rId24">
-        <w:r>
-          <w:rPr>
-            <w:rtl/>
-            <w:cs/>
-            <w:lang w:val="ar_AE" w:bidi="ar_AE"/>
-          </w:rPr>
-          <w:rPr>
-            <w:color w:val="0000EE"/>
-            <w:u w:val="single"/>
-          </w:rPr>
-          <w:t>غلاطية 2:1</w:t>
-        </w:r>
-      </w:hyperlink>
+      <w:r>
+        <w:rPr>
+          <w:rtl/>
+          <w:cs/>
+          <w:lang w:val="ar_AE" w:bidi="ar_AE"/>
+        </w:rPr>
+        <w:t>غلاطية 2:1</w:t>
+      </w:r>
       <w:r>
         <w:rPr>
           <w:rtl/>
@@ -1913,20 +1649,14 @@
         </w:rPr>
         <w:t xml:space="preserve">، </w:t>
       </w:r>
-      <w:hyperlink r:id="rId25">
-        <w:r>
-          <w:rPr>
-            <w:rtl/>
-            <w:cs/>
-            <w:lang w:val="ar_AE" w:bidi="ar_AE"/>
-          </w:rPr>
-          <w:rPr>
-            <w:color w:val="0000EE"/>
-            <w:u w:val="single"/>
-          </w:rPr>
-          <w:t>3</w:t>
-        </w:r>
-      </w:hyperlink>
+      <w:r>
+        <w:rPr>
+          <w:rtl/>
+          <w:cs/>
+          <w:lang w:val="ar_AE" w:bidi="ar_AE"/>
+        </w:rPr>
+        <w:t>3</w:t>
+      </w:r>
       <w:r>
         <w:rPr>
           <w:rtl/>
@@ -1935,20 +1665,14 @@
         </w:rPr>
         <w:t xml:space="preserve">؛ </w:t>
       </w:r>
-      <w:hyperlink r:id="rId39">
-        <w:r>
-          <w:rPr>
-            <w:rtl/>
-            <w:cs/>
-            <w:lang w:val="ar_AE" w:bidi="ar_AE"/>
-          </w:rPr>
-          <w:rPr>
-            <w:color w:val="0000EE"/>
-            <w:u w:val="single"/>
-          </w:rPr>
-          <w:t>2تيموثاوس 4:10</w:t>
-        </w:r>
-      </w:hyperlink>
+      <w:r>
+        <w:rPr>
+          <w:rtl/>
+          <w:cs/>
+          <w:lang w:val="ar_AE" w:bidi="ar_AE"/>
+        </w:rPr>
+        <w:t>2تيموثاوس 4:10</w:t>
+      </w:r>
       <w:r>
         <w:rPr>
           <w:rtl/>
@@ -1957,20 +1681,14 @@
         </w:rPr>
         <w:t xml:space="preserve">؛ </w:t>
       </w:r>
-      <w:hyperlink r:id="rId43">
-        <w:r>
-          <w:rPr>
-            <w:rtl/>
-            <w:cs/>
-            <w:lang w:val="ar_AE" w:bidi="ar_AE"/>
-          </w:rPr>
-          <w:rPr>
-            <w:color w:val="0000EE"/>
-            <w:u w:val="single"/>
-          </w:rPr>
-          <w:t>تيطس 1:4</w:t>
-        </w:r>
-      </w:hyperlink>
+      <w:r>
+        <w:rPr>
+          <w:rtl/>
+          <w:cs/>
+          <w:lang w:val="ar_AE" w:bidi="ar_AE"/>
+        </w:rPr>
+        <w:t>تيطس 1:4</w:t>
+      </w:r>
       <w:r>
         <w:rPr>
           <w:rtl/>
@@ -1979,20 +1697,14 @@
         </w:rPr>
         <w:t xml:space="preserve">؛ </w:t>
       </w:r>
-      <w:hyperlink r:id="rId44">
-        <w:r>
-          <w:rPr>
-            <w:rtl/>
-            <w:cs/>
-            <w:lang w:val="ar_AE" w:bidi="ar_AE"/>
-          </w:rPr>
-          <w:rPr>
-            <w:color w:val="0000EE"/>
-            <w:u w:val="single"/>
-          </w:rPr>
-          <w:t>2:1</w:t>
-        </w:r>
-      </w:hyperlink>
+      <w:r>
+        <w:rPr>
+          <w:rtl/>
+          <w:cs/>
+          <w:lang w:val="ar_AE" w:bidi="ar_AE"/>
+        </w:rPr>
+        <w:t>2:1</w:t>
+      </w:r>
       <w:r>
         <w:rPr>
           <w:rtl/>
@@ -2088,20 +1800,14 @@
         </w:rPr>
         <w:t>كانت لتيموثاوس أم وجدة تقيتان (</w:t>
       </w:r>
-      <w:hyperlink r:id="rId45">
-        <w:r>
-          <w:rPr>
-            <w:rtl/>
-            <w:cs/>
-            <w:lang w:val="ar_AE" w:bidi="ar_AE"/>
-          </w:rPr>
-          <w:rPr>
-            <w:color w:val="0000EE"/>
-            <w:u w:val="single"/>
-          </w:rPr>
-          <w:t>2تيموثاوس 1:5</w:t>
-        </w:r>
-      </w:hyperlink>
+      <w:r>
+        <w:rPr>
+          <w:rtl/>
+          <w:cs/>
+          <w:lang w:val="ar_AE" w:bidi="ar_AE"/>
+        </w:rPr>
+        <w:t>2تيموثاوس 1:5</w:t>
+      </w:r>
       <w:r>
         <w:rPr>
           <w:rtl/>
@@ -2110,20 +1816,14 @@
         </w:rPr>
         <w:t>). حظي تيموثاوس باحترام المسيحيين له في مسقط رأسه، لسترة، وفي إيقونية المجاورة لها. وانضم إلى فريق بولس التبشيري في أثناء الرحلة الثانية لبولس. يذكر بولس بعض الكلمات النبوية التي أيّدت اختيار تيموثاوس. حظي تيموثاوس بموهبة خاصة للخدمة بوضع أيدي الشيوخ وبولس عليه (</w:t>
       </w:r>
-      <w:hyperlink r:id="rId46">
-        <w:r>
-          <w:rPr>
-            <w:rtl/>
-            <w:cs/>
-            <w:lang w:val="ar_AE" w:bidi="ar_AE"/>
-          </w:rPr>
-          <w:rPr>
-            <w:color w:val="0000EE"/>
-            <w:u w:val="single"/>
-          </w:rPr>
-          <w:t>1تيموثاوس 1:18</w:t>
-        </w:r>
-      </w:hyperlink>
+      <w:r>
+        <w:rPr>
+          <w:rtl/>
+          <w:cs/>
+          <w:lang w:val="ar_AE" w:bidi="ar_AE"/>
+        </w:rPr>
+        <w:t>1تيموثاوس 1:18</w:t>
+      </w:r>
       <w:r>
         <w:rPr>
           <w:rtl/>
@@ -2132,20 +1832,14 @@
         </w:rPr>
         <w:t xml:space="preserve">؛ </w:t>
       </w:r>
-      <w:hyperlink r:id="rId47">
-        <w:r>
-          <w:rPr>
-            <w:rtl/>
-            <w:cs/>
-            <w:lang w:val="ar_AE" w:bidi="ar_AE"/>
-          </w:rPr>
-          <w:rPr>
-            <w:color w:val="0000EE"/>
-            <w:u w:val="single"/>
-          </w:rPr>
-          <w:t>4:14</w:t>
-        </w:r>
-      </w:hyperlink>
+      <w:r>
+        <w:rPr>
+          <w:rtl/>
+          <w:cs/>
+          <w:lang w:val="ar_AE" w:bidi="ar_AE"/>
+        </w:rPr>
+        <w:t>4:14</w:t>
+      </w:r>
       <w:r>
         <w:rPr>
           <w:rtl/>
@@ -2154,20 +1848,14 @@
         </w:rPr>
         <w:t xml:space="preserve">؛ </w:t>
       </w:r>
-      <w:hyperlink r:id="rId48">
-        <w:r>
-          <w:rPr>
-            <w:rtl/>
-            <w:cs/>
-            <w:lang w:val="ar_AE" w:bidi="ar_AE"/>
-          </w:rPr>
-          <w:rPr>
-            <w:color w:val="0000EE"/>
-            <w:u w:val="single"/>
-          </w:rPr>
-          <w:t>2تيموثاوس 1:6</w:t>
-        </w:r>
-      </w:hyperlink>
+      <w:r>
+        <w:rPr>
+          <w:rtl/>
+          <w:cs/>
+          <w:lang w:val="ar_AE" w:bidi="ar_AE"/>
+        </w:rPr>
+        <w:t>2تيموثاوس 1:6</w:t>
+      </w:r>
       <w:r>
         <w:rPr>
           <w:rtl/>
@@ -2176,20 +1864,14 @@
         </w:rPr>
         <w:t>). ومن منطلق احترام اليهود في المنطقة، ختن بولس تيموثاوس (</w:t>
       </w:r>
-      <w:hyperlink r:id="rId49">
-        <w:r>
-          <w:rPr>
-            <w:rtl/>
-            <w:cs/>
-            <w:lang w:val="ar_AE" w:bidi="ar_AE"/>
-          </w:rPr>
-          <w:rPr>
-            <w:color w:val="0000EE"/>
-            <w:u w:val="single"/>
-          </w:rPr>
-          <w:t>أعمال 16:1–3</w:t>
-        </w:r>
-      </w:hyperlink>
+      <w:r>
+        <w:rPr>
+          <w:rtl/>
+          <w:cs/>
+          <w:lang w:val="ar_AE" w:bidi="ar_AE"/>
+        </w:rPr>
+        <w:t>أعمال 16:1–3</w:t>
+      </w:r>
       <w:r>
         <w:rPr>
           <w:rtl/>
@@ -2218,20 +1900,14 @@
         </w:rPr>
         <w:t>على مدى الخمسة عشر عامًا التالية، أرسل بولس تيموثاوس في مهام استثنائية إلى كنائس متعددة (</w:t>
       </w:r>
-      <w:hyperlink r:id="rId50">
-        <w:r>
-          <w:rPr>
-            <w:rtl/>
-            <w:cs/>
-            <w:lang w:val="ar_AE" w:bidi="ar_AE"/>
-          </w:rPr>
-          <w:rPr>
-            <w:color w:val="0000EE"/>
-            <w:u w:val="single"/>
-          </w:rPr>
-          <w:t>أعمال الرسل 19:22</w:t>
-        </w:r>
-      </w:hyperlink>
+      <w:r>
+        <w:rPr>
+          <w:rtl/>
+          <w:cs/>
+          <w:lang w:val="ar_AE" w:bidi="ar_AE"/>
+        </w:rPr>
+        <w:t>أعمال الرسل 19:22</w:t>
+      </w:r>
       <w:r>
         <w:rPr>
           <w:rtl/>
@@ -2240,20 +1916,14 @@
         </w:rPr>
         <w:t xml:space="preserve">؛ </w:t>
       </w:r>
-      <w:hyperlink r:id="rId51">
-        <w:r>
-          <w:rPr>
-            <w:rtl/>
-            <w:cs/>
-            <w:lang w:val="ar_AE" w:bidi="ar_AE"/>
-          </w:rPr>
-          <w:rPr>
-            <w:color w:val="0000EE"/>
-            <w:u w:val="single"/>
-          </w:rPr>
-          <w:t>1كورنثوس 4:17</w:t>
-        </w:r>
-      </w:hyperlink>
+      <w:r>
+        <w:rPr>
+          <w:rtl/>
+          <w:cs/>
+          <w:lang w:val="ar_AE" w:bidi="ar_AE"/>
+        </w:rPr>
+        <w:t>1كورنثوس 4:17</w:t>
+      </w:r>
       <w:r>
         <w:rPr>
           <w:rtl/>
@@ -2262,20 +1932,14 @@
         </w:rPr>
         <w:t xml:space="preserve">؛ </w:t>
       </w:r>
-      <w:hyperlink r:id="rId29">
-        <w:r>
-          <w:rPr>
-            <w:rtl/>
-            <w:cs/>
-            <w:lang w:val="ar_AE" w:bidi="ar_AE"/>
-          </w:rPr>
-          <w:rPr>
-            <w:color w:val="0000EE"/>
-            <w:u w:val="single"/>
-          </w:rPr>
-          <w:t>16:10–11</w:t>
-        </w:r>
-      </w:hyperlink>
+      <w:r>
+        <w:rPr>
+          <w:rtl/>
+          <w:cs/>
+          <w:lang w:val="ar_AE" w:bidi="ar_AE"/>
+        </w:rPr>
+        <w:t>16:10–11</w:t>
+      </w:r>
       <w:r>
         <w:rPr>
           <w:rtl/>
@@ -2284,20 +1948,14 @@
         </w:rPr>
         <w:t xml:space="preserve">؛ </w:t>
       </w:r>
-      <w:hyperlink r:id="rId52">
-        <w:r>
-          <w:rPr>
-            <w:rtl/>
-            <w:cs/>
-            <w:lang w:val="ar_AE" w:bidi="ar_AE"/>
-          </w:rPr>
-          <w:rPr>
-            <w:color w:val="0000EE"/>
-            <w:u w:val="single"/>
-          </w:rPr>
-          <w:t>فيلبي 2:19–23</w:t>
-        </w:r>
-      </w:hyperlink>
+      <w:r>
+        <w:rPr>
+          <w:rtl/>
+          <w:cs/>
+          <w:lang w:val="ar_AE" w:bidi="ar_AE"/>
+        </w:rPr>
+        <w:t>فيلبي 2:19–23</w:t>
+      </w:r>
       <w:r>
         <w:rPr>
           <w:rtl/>
@@ -2306,20 +1964,14 @@
         </w:rPr>
         <w:t xml:space="preserve">؛ </w:t>
       </w:r>
-      <w:hyperlink r:id="rId53">
-        <w:r>
-          <w:rPr>
-            <w:rtl/>
-            <w:cs/>
-            <w:lang w:val="ar_AE" w:bidi="ar_AE"/>
-          </w:rPr>
-          <w:rPr>
-            <w:color w:val="0000EE"/>
-            <w:u w:val="single"/>
-          </w:rPr>
-          <w:t>1تسالونيكي 3:1–6</w:t>
-        </w:r>
-      </w:hyperlink>
+      <w:r>
+        <w:rPr>
+          <w:rtl/>
+          <w:cs/>
+          <w:lang w:val="ar_AE" w:bidi="ar_AE"/>
+        </w:rPr>
+        <w:t>1تسالونيكي 3:1–6</w:t>
+      </w:r>
       <w:r>
         <w:rPr>
           <w:rtl/>
@@ -2328,20 +1980,14 @@
         </w:rPr>
         <w:t xml:space="preserve">؛ </w:t>
       </w:r>
-      <w:hyperlink r:id="rId54">
-        <w:r>
-          <w:rPr>
-            <w:rtl/>
-            <w:cs/>
-            <w:lang w:val="ar_AE" w:bidi="ar_AE"/>
-          </w:rPr>
-          <w:rPr>
-            <w:color w:val="0000EE"/>
-            <w:u w:val="single"/>
-          </w:rPr>
-          <w:t>1تيموثاوس 1:3</w:t>
-        </w:r>
-      </w:hyperlink>
+      <w:r>
+        <w:rPr>
+          <w:rtl/>
+          <w:cs/>
+          <w:lang w:val="ar_AE" w:bidi="ar_AE"/>
+        </w:rPr>
+        <w:t>1تيموثاوس 1:3</w:t>
+      </w:r>
       <w:r>
         <w:rPr>
           <w:rtl/>
@@ -2350,20 +1996,14 @@
         </w:rPr>
         <w:t xml:space="preserve">؛ انظر أيضًا </w:t>
       </w:r>
-      <w:hyperlink r:id="rId55">
-        <w:r>
-          <w:rPr>
-            <w:rtl/>
-            <w:cs/>
-            <w:lang w:val="ar_AE" w:bidi="ar_AE"/>
-          </w:rPr>
-          <w:rPr>
-            <w:color w:val="0000EE"/>
-            <w:u w:val="single"/>
-          </w:rPr>
-          <w:t>أعمال الرسل 17:14–15</w:t>
-        </w:r>
-      </w:hyperlink>
+      <w:r>
+        <w:rPr>
+          <w:rtl/>
+          <w:cs/>
+          <w:lang w:val="ar_AE" w:bidi="ar_AE"/>
+        </w:rPr>
+        <w:t>أعمال الرسل 17:14–15</w:t>
+      </w:r>
       <w:r>
         <w:rPr>
           <w:rtl/>
@@ -2372,20 +2012,14 @@
         </w:rPr>
         <w:t xml:space="preserve">؛ </w:t>
       </w:r>
-      <w:hyperlink r:id="rId56">
-        <w:r>
-          <w:rPr>
-            <w:rtl/>
-            <w:cs/>
-            <w:lang w:val="ar_AE" w:bidi="ar_AE"/>
-          </w:rPr>
-          <w:rPr>
-            <w:color w:val="0000EE"/>
-            <w:u w:val="single"/>
-          </w:rPr>
-          <w:t>18:5</w:t>
-        </w:r>
-      </w:hyperlink>
+      <w:r>
+        <w:rPr>
+          <w:rtl/>
+          <w:cs/>
+          <w:lang w:val="ar_AE" w:bidi="ar_AE"/>
+        </w:rPr>
+        <w:t>18:5</w:t>
+      </w:r>
       <w:r>
         <w:rPr>
           <w:rtl/>
@@ -2394,20 +2028,14 @@
         </w:rPr>
         <w:t>). أدرج بولس اسم تيموثاوس بصفته مؤلف مشارك في العديد من رسائله (</w:t>
       </w:r>
-      <w:hyperlink r:id="rId57">
-        <w:r>
-          <w:rPr>
-            <w:rtl/>
-            <w:cs/>
-            <w:lang w:val="ar_AE" w:bidi="ar_AE"/>
-          </w:rPr>
-          <w:rPr>
-            <w:color w:val="0000EE"/>
-            <w:u w:val="single"/>
-          </w:rPr>
-          <w:t>2كورنثوس 1:1</w:t>
-        </w:r>
-      </w:hyperlink>
+      <w:r>
+        <w:rPr>
+          <w:rtl/>
+          <w:cs/>
+          <w:lang w:val="ar_AE" w:bidi="ar_AE"/>
+        </w:rPr>
+        <w:t>2كورنثوس 1:1</w:t>
+      </w:r>
       <w:r>
         <w:rPr>
           <w:rtl/>
@@ -2416,20 +2044,14 @@
         </w:rPr>
         <w:t xml:space="preserve">؛ </w:t>
       </w:r>
-      <w:hyperlink r:id="rId58">
-        <w:r>
-          <w:rPr>
-            <w:rtl/>
-            <w:cs/>
-            <w:lang w:val="ar_AE" w:bidi="ar_AE"/>
-          </w:rPr>
-          <w:rPr>
-            <w:color w:val="0000EE"/>
-            <w:u w:val="single"/>
-          </w:rPr>
-          <w:t>فيلبي 1:1</w:t>
-        </w:r>
-      </w:hyperlink>
+      <w:r>
+        <w:rPr>
+          <w:rtl/>
+          <w:cs/>
+          <w:lang w:val="ar_AE" w:bidi="ar_AE"/>
+        </w:rPr>
+        <w:t>فيلبي 1:1</w:t>
+      </w:r>
       <w:r>
         <w:rPr>
           <w:rtl/>
@@ -2438,20 +2060,14 @@
         </w:rPr>
         <w:t xml:space="preserve">؛ </w:t>
       </w:r>
-      <w:hyperlink r:id="rId59">
-        <w:r>
-          <w:rPr>
-            <w:rtl/>
-            <w:cs/>
-            <w:lang w:val="ar_AE" w:bidi="ar_AE"/>
-          </w:rPr>
-          <w:rPr>
-            <w:color w:val="0000EE"/>
-            <w:u w:val="single"/>
-          </w:rPr>
-          <w:t>كولوسي 1:1</w:t>
-        </w:r>
-      </w:hyperlink>
+      <w:r>
+        <w:rPr>
+          <w:rtl/>
+          <w:cs/>
+          <w:lang w:val="ar_AE" w:bidi="ar_AE"/>
+        </w:rPr>
+        <w:t>كولوسي 1:1</w:t>
+      </w:r>
       <w:r>
         <w:rPr>
           <w:rtl/>
@@ -2460,20 +2076,14 @@
         </w:rPr>
         <w:t xml:space="preserve">؛ </w:t>
       </w:r>
-      <w:hyperlink r:id="rId60">
-        <w:r>
-          <w:rPr>
-            <w:rtl/>
-            <w:cs/>
-            <w:lang w:val="ar_AE" w:bidi="ar_AE"/>
-          </w:rPr>
-          <w:rPr>
-            <w:color w:val="0000EE"/>
-            <w:u w:val="single"/>
-          </w:rPr>
-          <w:t>1تسالونيكي 1:1</w:t>
-        </w:r>
-      </w:hyperlink>
+      <w:r>
+        <w:rPr>
+          <w:rtl/>
+          <w:cs/>
+          <w:lang w:val="ar_AE" w:bidi="ar_AE"/>
+        </w:rPr>
+        <w:t>1تسالونيكي 1:1</w:t>
+      </w:r>
       <w:r>
         <w:rPr>
           <w:rtl/>
@@ -2482,20 +2092,14 @@
         </w:rPr>
         <w:t xml:space="preserve">؛ </w:t>
       </w:r>
-      <w:hyperlink r:id="rId61">
-        <w:r>
-          <w:rPr>
-            <w:rtl/>
-            <w:cs/>
-            <w:lang w:val="ar_AE" w:bidi="ar_AE"/>
-          </w:rPr>
-          <w:rPr>
-            <w:color w:val="0000EE"/>
-            <w:u w:val="single"/>
-          </w:rPr>
-          <w:t>2تسالونيكي 1:1</w:t>
-        </w:r>
-      </w:hyperlink>
+      <w:r>
+        <w:rPr>
+          <w:rtl/>
+          <w:cs/>
+          <w:lang w:val="ar_AE" w:bidi="ar_AE"/>
+        </w:rPr>
+        <w:t>2تسالونيكي 1:1</w:t>
+      </w:r>
       <w:r>
         <w:rPr>
           <w:rtl/>
@@ -2504,20 +2108,14 @@
         </w:rPr>
         <w:t xml:space="preserve">؛ </w:t>
       </w:r>
-      <w:hyperlink r:id="rId62">
-        <w:r>
-          <w:rPr>
-            <w:rtl/>
-            <w:cs/>
-            <w:lang w:val="ar_AE" w:bidi="ar_AE"/>
-          </w:rPr>
-          <w:rPr>
-            <w:color w:val="0000EE"/>
-            <w:u w:val="single"/>
-          </w:rPr>
-          <w:t>فليمون 1:1</w:t>
-        </w:r>
-      </w:hyperlink>
+      <w:r>
+        <w:rPr>
+          <w:rtl/>
+          <w:cs/>
+          <w:lang w:val="ar_AE" w:bidi="ar_AE"/>
+        </w:rPr>
+        <w:t>فليمون 1:1</w:t>
+      </w:r>
       <w:r>
         <w:rPr>
           <w:rtl/>
@@ -2526,20 +2124,14 @@
         </w:rPr>
         <w:t xml:space="preserve">). كانت عَلاقة بولس بتيموثاوس عَلاقة وثيقة الصلة وكان يحترمه كثيرًا (انظر </w:t>
       </w:r>
-      <w:hyperlink r:id="rId63">
-        <w:r>
-          <w:rPr>
-            <w:rtl/>
-            <w:cs/>
-            <w:lang w:val="ar_AE" w:bidi="ar_AE"/>
-          </w:rPr>
-          <w:rPr>
-            <w:color w:val="0000EE"/>
-            <w:u w:val="single"/>
-          </w:rPr>
-          <w:t>رومية 16:21</w:t>
-        </w:r>
-      </w:hyperlink>
+      <w:r>
+        <w:rPr>
+          <w:rtl/>
+          <w:cs/>
+          <w:lang w:val="ar_AE" w:bidi="ar_AE"/>
+        </w:rPr>
+        <w:t>رومية 16:21</w:t>
+      </w:r>
       <w:r>
         <w:rPr>
           <w:rtl/>
@@ -2548,20 +2140,14 @@
         </w:rPr>
         <w:t xml:space="preserve">؛ </w:t>
       </w:r>
-      <w:hyperlink r:id="rId51">
-        <w:r>
-          <w:rPr>
-            <w:rtl/>
-            <w:cs/>
-            <w:lang w:val="ar_AE" w:bidi="ar_AE"/>
-          </w:rPr>
-          <w:rPr>
-            <w:color w:val="0000EE"/>
-            <w:u w:val="single"/>
-          </w:rPr>
-          <w:t>1كورنثوس 4:17</w:t>
-        </w:r>
-      </w:hyperlink>
+      <w:r>
+        <w:rPr>
+          <w:rtl/>
+          <w:cs/>
+          <w:lang w:val="ar_AE" w:bidi="ar_AE"/>
+        </w:rPr>
+        <w:t>1كورنثوس 4:17</w:t>
+      </w:r>
       <w:r>
         <w:rPr>
           <w:rtl/>
@@ -2570,20 +2156,14 @@
         </w:rPr>
         <w:t xml:space="preserve">؛ </w:t>
       </w:r>
-      <w:hyperlink r:id="rId64">
-        <w:r>
-          <w:rPr>
-            <w:rtl/>
-            <w:cs/>
-            <w:lang w:val="ar_AE" w:bidi="ar_AE"/>
-          </w:rPr>
-          <w:rPr>
-            <w:color w:val="0000EE"/>
-            <w:u w:val="single"/>
-          </w:rPr>
-          <w:t>1تسالونيكي 3:2</w:t>
-        </w:r>
-      </w:hyperlink>
+      <w:r>
+        <w:rPr>
+          <w:rtl/>
+          <w:cs/>
+          <w:lang w:val="ar_AE" w:bidi="ar_AE"/>
+        </w:rPr>
+        <w:t>1تسالونيكي 3:2</w:t>
+      </w:r>
       <w:r>
         <w:rPr>
           <w:rtl/>
@@ -2592,20 +2172,14 @@
         </w:rPr>
         <w:t xml:space="preserve">؛ </w:t>
       </w:r>
-      <w:hyperlink r:id="rId65">
-        <w:r>
-          <w:rPr>
-            <w:rtl/>
-            <w:cs/>
-            <w:lang w:val="ar_AE" w:bidi="ar_AE"/>
-          </w:rPr>
-          <w:rPr>
-            <w:color w:val="0000EE"/>
-            <w:u w:val="single"/>
-          </w:rPr>
-          <w:t>1تيموثاوس 1:2</w:t>
-        </w:r>
-      </w:hyperlink>
+      <w:r>
+        <w:rPr>
+          <w:rtl/>
+          <w:cs/>
+          <w:lang w:val="ar_AE" w:bidi="ar_AE"/>
+        </w:rPr>
+        <w:t>1تيموثاوس 1:2</w:t>
+      </w:r>
       <w:r>
         <w:rPr>
           <w:rtl/>
@@ -2614,20 +2188,14 @@
         </w:rPr>
         <w:t xml:space="preserve">؛ </w:t>
       </w:r>
-      <w:hyperlink r:id="rId66">
-        <w:r>
-          <w:rPr>
-            <w:rtl/>
-            <w:cs/>
-            <w:lang w:val="ar_AE" w:bidi="ar_AE"/>
-          </w:rPr>
-          <w:rPr>
-            <w:color w:val="0000EE"/>
-            <w:u w:val="single"/>
-          </w:rPr>
-          <w:t>6:11</w:t>
-        </w:r>
-      </w:hyperlink>
+      <w:r>
+        <w:rPr>
+          <w:rtl/>
+          <w:cs/>
+          <w:lang w:val="ar_AE" w:bidi="ar_AE"/>
+        </w:rPr>
+        <w:t>6:11</w:t>
+      </w:r>
       <w:r>
         <w:rPr>
           <w:rtl/>
@@ -2636,20 +2204,14 @@
         </w:rPr>
         <w:t xml:space="preserve">؛ </w:t>
       </w:r>
-      <w:hyperlink r:id="rId67">
-        <w:r>
-          <w:rPr>
-            <w:rtl/>
-            <w:cs/>
-            <w:lang w:val="ar_AE" w:bidi="ar_AE"/>
-          </w:rPr>
-          <w:rPr>
-            <w:color w:val="0000EE"/>
-            <w:u w:val="single"/>
-          </w:rPr>
-          <w:t>2تيموثاوس 1:2</w:t>
-        </w:r>
-      </w:hyperlink>
+      <w:r>
+        <w:rPr>
+          <w:rtl/>
+          <w:cs/>
+          <w:lang w:val="ar_AE" w:bidi="ar_AE"/>
+        </w:rPr>
+        <w:t>2تيموثاوس 1:2</w:t>
+      </w:r>
       <w:r>
         <w:rPr>
           <w:rtl/>
@@ -2658,20 +2220,14 @@
         </w:rPr>
         <w:t>). عندما اقترب بولس من نهاية حياته وكان ينتظر الحكم الصادر ضده في السجن، كان يتوق بشدة لرؤية تيموثاوس (</w:t>
       </w:r>
-      <w:hyperlink r:id="rId68">
-        <w:r>
-          <w:rPr>
-            <w:rtl/>
-            <w:cs/>
-            <w:lang w:val="ar_AE" w:bidi="ar_AE"/>
-          </w:rPr>
-          <w:rPr>
-            <w:color w:val="0000EE"/>
-            <w:u w:val="single"/>
-          </w:rPr>
-          <w:t>2تيموثاوس 1:3–4</w:t>
-        </w:r>
-      </w:hyperlink>
+      <w:r>
+        <w:rPr>
+          <w:rtl/>
+          <w:cs/>
+          <w:lang w:val="ar_AE" w:bidi="ar_AE"/>
+        </w:rPr>
+        <w:t>2تيموثاوس 1:3–4</w:t>
+      </w:r>
       <w:r>
         <w:rPr>
           <w:rtl/>
@@ -2680,20 +2236,14 @@
         </w:rPr>
         <w:t>). من بين جميع شركاء خدمة بولس، امتدح بولس بتيموثاوس على وجه الخصوص لتفانيه في خدمة يسوع وشعبه (</w:t>
       </w:r>
-      <w:hyperlink r:id="rId69">
-        <w:r>
-          <w:rPr>
-            <w:rtl/>
-            <w:cs/>
-            <w:lang w:val="ar_AE" w:bidi="ar_AE"/>
-          </w:rPr>
-          <w:rPr>
-            <w:color w:val="0000EE"/>
-            <w:u w:val="single"/>
-          </w:rPr>
-          <w:t>فيلبي 2:20–22</w:t>
-        </w:r>
-      </w:hyperlink>
+      <w:r>
+        <w:rPr>
+          <w:rtl/>
+          <w:cs/>
+          <w:lang w:val="ar_AE" w:bidi="ar_AE"/>
+        </w:rPr>
+        <w:t>فيلبي 2:20–22</w:t>
+      </w:r>
       <w:r>
         <w:rPr>
           <w:rtl/>
@@ -2722,20 +2272,14 @@
         </w:rPr>
         <w:t>كانت رسالة بولس الثانية إلى تيموثاوس (2 تيموثاوس) قد كتبت قبيل استشهاد بولس مباشرة. في هذه الرسالة، شجع بولس تيموثاوس على أن يكون شجاعًا، وألّا يخف من الكرازة بالأخبار السارة عن يسوع. وحثه على أن يكون مستعدًا للتألم من أجل يسوع (</w:t>
       </w:r>
-      <w:hyperlink r:id="rId70">
-        <w:r>
-          <w:rPr>
-            <w:rtl/>
-            <w:cs/>
-            <w:lang w:val="ar_AE" w:bidi="ar_AE"/>
-          </w:rPr>
-          <w:rPr>
-            <w:color w:val="0000EE"/>
-            <w:u w:val="single"/>
-          </w:rPr>
-          <w:t>2تيموثاوس 1:8</w:t>
-        </w:r>
-      </w:hyperlink>
+      <w:r>
+        <w:rPr>
+          <w:rtl/>
+          <w:cs/>
+          <w:lang w:val="ar_AE" w:bidi="ar_AE"/>
+        </w:rPr>
+        <w:t>2تيموثاوس 1:8</w:t>
+      </w:r>
       <w:r>
         <w:rPr>
           <w:rtl/>
@@ -2744,20 +2288,14 @@
         </w:rPr>
         <w:t xml:space="preserve">؛ </w:t>
       </w:r>
-      <w:hyperlink r:id="rId71">
-        <w:r>
-          <w:rPr>
-            <w:rtl/>
-            <w:cs/>
-            <w:lang w:val="ar_AE" w:bidi="ar_AE"/>
-          </w:rPr>
-          <w:rPr>
-            <w:color w:val="0000EE"/>
-            <w:u w:val="single"/>
-          </w:rPr>
-          <w:t>2:1–3</w:t>
-        </w:r>
-      </w:hyperlink>
+      <w:r>
+        <w:rPr>
+          <w:rtl/>
+          <w:cs/>
+          <w:lang w:val="ar_AE" w:bidi="ar_AE"/>
+        </w:rPr>
+        <w:t>2:1–3</w:t>
+      </w:r>
       <w:r>
         <w:rPr>
           <w:rtl/>
@@ -2766,20 +2304,14 @@
         </w:rPr>
         <w:t xml:space="preserve">؛ </w:t>
       </w:r>
-      <w:hyperlink r:id="rId72">
-        <w:r>
-          <w:rPr>
-            <w:rtl/>
-            <w:cs/>
-            <w:lang w:val="ar_AE" w:bidi="ar_AE"/>
-          </w:rPr>
-          <w:rPr>
-            <w:color w:val="0000EE"/>
-            <w:u w:val="single"/>
-          </w:rPr>
-          <w:t>4:1–2</w:t>
-        </w:r>
-      </w:hyperlink>
+      <w:r>
+        <w:rPr>
+          <w:rtl/>
+          <w:cs/>
+          <w:lang w:val="ar_AE" w:bidi="ar_AE"/>
+        </w:rPr>
+        <w:t>4:1–2</w:t>
+      </w:r>
       <w:r>
         <w:rPr>
           <w:rtl/>
@@ -2788,20 +2320,14 @@
         </w:rPr>
         <w:t xml:space="preserve">، </w:t>
       </w:r>
-      <w:hyperlink r:id="rId73">
-        <w:r>
-          <w:rPr>
-            <w:rtl/>
-            <w:cs/>
-            <w:lang w:val="ar_AE" w:bidi="ar_AE"/>
-          </w:rPr>
-          <w:rPr>
-            <w:color w:val="0000EE"/>
-            <w:u w:val="single"/>
-          </w:rPr>
-          <w:t>5</w:t>
-        </w:r>
-      </w:hyperlink>
+      <w:r>
+        <w:rPr>
+          <w:rtl/>
+          <w:cs/>
+          <w:lang w:val="ar_AE" w:bidi="ar_AE"/>
+        </w:rPr>
+        <w:t>5</w:t>
+      </w:r>
       <w:r>
         <w:rPr>
           <w:rtl/>
@@ -2810,20 +2336,14 @@
         </w:rPr>
         <w:t xml:space="preserve">). كانت هذه رسالة قوية لشخص قد يكون بطبيعته خجولًا ومترددًا (انظر </w:t>
       </w:r>
-      <w:hyperlink r:id="rId31">
-        <w:r>
-          <w:rPr>
-            <w:rtl/>
-            <w:cs/>
-            <w:lang w:val="ar_AE" w:bidi="ar_AE"/>
-          </w:rPr>
-          <w:rPr>
-            <w:color w:val="0000EE"/>
-            <w:u w:val="single"/>
-          </w:rPr>
-          <w:t>2تيموثاوس 1:6–7</w:t>
-        </w:r>
-      </w:hyperlink>
+      <w:r>
+        <w:rPr>
+          <w:rtl/>
+          <w:cs/>
+          <w:lang w:val="ar_AE" w:bidi="ar_AE"/>
+        </w:rPr>
+        <w:t>2تيموثاوس 1:6–7</w:t>
+      </w:r>
       <w:r>
         <w:rPr>
           <w:rtl/>
@@ -2832,20 +2352,14 @@
         </w:rPr>
         <w:t>). ويبدو أن تيموثاوس نفسه سُجن في وقت لاحق (</w:t>
       </w:r>
-      <w:hyperlink r:id="rId74">
-        <w:r>
-          <w:rPr>
-            <w:rtl/>
-            <w:cs/>
-            <w:lang w:val="ar_AE" w:bidi="ar_AE"/>
-          </w:rPr>
-          <w:rPr>
-            <w:color w:val="0000EE"/>
-            <w:u w:val="single"/>
-          </w:rPr>
-          <w:t>عبرانيين 13:23</w:t>
-        </w:r>
-      </w:hyperlink>
+      <w:r>
+        <w:rPr>
+          <w:rtl/>
+          <w:cs/>
+          <w:lang w:val="ar_AE" w:bidi="ar_AE"/>
+        </w:rPr>
+        <w:t>عبرانيين 13:23</w:t>
+      </w:r>
       <w:r>
         <w:rPr>
           <w:rtl/>
@@ -2924,20 +2438,14 @@
           <w:lang w:val="ar_AE" w:bidi="ar_AE"/>
         </w:rPr>
       </w:r>
-      <w:hyperlink r:id="rId49">
-        <w:r>
-          <w:rPr>
-            <w:rtl/>
-            <w:cs/>
-            <w:lang w:val="ar_AE" w:bidi="ar_AE"/>
-          </w:rPr>
-          <w:rPr>
-            <w:color w:val="0000EE"/>
-            <w:u w:val="single"/>
-          </w:rPr>
-          <w:t>أعمال الرسل 16:1–3</w:t>
-        </w:r>
-      </w:hyperlink>
+      <w:r>
+        <w:rPr>
+          <w:rtl/>
+          <w:cs/>
+          <w:lang w:val="ar_AE" w:bidi="ar_AE"/>
+        </w:rPr>
+        <w:t>أعمال الرسل 16:1–3</w:t>
+      </w:r>
       <w:r>
         <w:rPr>
           <w:rtl/>
@@ -2946,20 +2454,14 @@
         </w:rPr>
         <w:t xml:space="preserve">؛ </w:t>
       </w:r>
-      <w:hyperlink r:id="rId55">
-        <w:r>
-          <w:rPr>
-            <w:rtl/>
-            <w:cs/>
-            <w:lang w:val="ar_AE" w:bidi="ar_AE"/>
-          </w:rPr>
-          <w:rPr>
-            <w:color w:val="0000EE"/>
-            <w:u w:val="single"/>
-          </w:rPr>
-          <w:t>17:14–15</w:t>
-        </w:r>
-      </w:hyperlink>
+      <w:r>
+        <w:rPr>
+          <w:rtl/>
+          <w:cs/>
+          <w:lang w:val="ar_AE" w:bidi="ar_AE"/>
+        </w:rPr>
+        <w:t>17:14–15</w:t>
+      </w:r>
       <w:r>
         <w:rPr>
           <w:rtl/>
@@ -2968,20 +2470,14 @@
         </w:rPr>
         <w:t xml:space="preserve">؛ </w:t>
       </w:r>
-      <w:hyperlink r:id="rId56">
-        <w:r>
-          <w:rPr>
-            <w:rtl/>
-            <w:cs/>
-            <w:lang w:val="ar_AE" w:bidi="ar_AE"/>
-          </w:rPr>
-          <w:rPr>
-            <w:color w:val="0000EE"/>
-            <w:u w:val="single"/>
-          </w:rPr>
-          <w:t>18:5</w:t>
-        </w:r>
-      </w:hyperlink>
+      <w:r>
+        <w:rPr>
+          <w:rtl/>
+          <w:cs/>
+          <w:lang w:val="ar_AE" w:bidi="ar_AE"/>
+        </w:rPr>
+        <w:t>18:5</w:t>
+      </w:r>
       <w:r>
         <w:rPr>
           <w:rtl/>
@@ -2990,20 +2486,14 @@
         </w:rPr>
         <w:t xml:space="preserve">؛ </w:t>
       </w:r>
-      <w:hyperlink r:id="rId50">
-        <w:r>
-          <w:rPr>
-            <w:rtl/>
-            <w:cs/>
-            <w:lang w:val="ar_AE" w:bidi="ar_AE"/>
-          </w:rPr>
-          <w:rPr>
-            <w:color w:val="0000EE"/>
-            <w:u w:val="single"/>
-          </w:rPr>
-          <w:t>19:22</w:t>
-        </w:r>
-      </w:hyperlink>
+      <w:r>
+        <w:rPr>
+          <w:rtl/>
+          <w:cs/>
+          <w:lang w:val="ar_AE" w:bidi="ar_AE"/>
+        </w:rPr>
+        <w:t>19:22</w:t>
+      </w:r>
       <w:r>
         <w:rPr>
           <w:rtl/>
@@ -3012,20 +2502,14 @@
         </w:rPr>
         <w:t xml:space="preserve">؛ </w:t>
       </w:r>
-      <w:hyperlink r:id="rId75">
-        <w:r>
-          <w:rPr>
-            <w:rtl/>
-            <w:cs/>
-            <w:lang w:val="ar_AE" w:bidi="ar_AE"/>
-          </w:rPr>
-          <w:rPr>
-            <w:color w:val="0000EE"/>
-            <w:u w:val="single"/>
-          </w:rPr>
-          <w:t>20:4</w:t>
-        </w:r>
-      </w:hyperlink>
+      <w:r>
+        <w:rPr>
+          <w:rtl/>
+          <w:cs/>
+          <w:lang w:val="ar_AE" w:bidi="ar_AE"/>
+        </w:rPr>
+        <w:t>20:4</w:t>
+      </w:r>
       <w:r>
         <w:rPr>
           <w:rtl/>
@@ -3034,20 +2518,14 @@
         </w:rPr>
         <w:t xml:space="preserve">؛ </w:t>
       </w:r>
-      <w:hyperlink r:id="rId63">
-        <w:r>
-          <w:rPr>
-            <w:rtl/>
-            <w:cs/>
-            <w:lang w:val="ar_AE" w:bidi="ar_AE"/>
-          </w:rPr>
-          <w:rPr>
-            <w:color w:val="0000EE"/>
-            <w:u w:val="single"/>
-          </w:rPr>
-          <w:t>رومية 16:21</w:t>
-        </w:r>
-      </w:hyperlink>
+      <w:r>
+        <w:rPr>
+          <w:rtl/>
+          <w:cs/>
+          <w:lang w:val="ar_AE" w:bidi="ar_AE"/>
+        </w:rPr>
+        <w:t>رومية 16:21</w:t>
+      </w:r>
       <w:r>
         <w:rPr>
           <w:rtl/>
@@ -3056,20 +2534,14 @@
         </w:rPr>
         <w:t xml:space="preserve">؛ </w:t>
       </w:r>
-      <w:hyperlink r:id="rId51">
-        <w:r>
-          <w:rPr>
-            <w:rtl/>
-            <w:cs/>
-            <w:lang w:val="ar_AE" w:bidi="ar_AE"/>
-          </w:rPr>
-          <w:rPr>
-            <w:color w:val="0000EE"/>
-            <w:u w:val="single"/>
-          </w:rPr>
-          <w:t>1كورنثوس 4:17</w:t>
-        </w:r>
-      </w:hyperlink>
+      <w:r>
+        <w:rPr>
+          <w:rtl/>
+          <w:cs/>
+          <w:lang w:val="ar_AE" w:bidi="ar_AE"/>
+        </w:rPr>
+        <w:t>1كورنثوس 4:17</w:t>
+      </w:r>
       <w:r>
         <w:rPr>
           <w:rtl/>
@@ -3078,20 +2550,14 @@
         </w:rPr>
         <w:t xml:space="preserve">؛ </w:t>
       </w:r>
-      <w:hyperlink r:id="rId29">
-        <w:r>
-          <w:rPr>
-            <w:rtl/>
-            <w:cs/>
-            <w:lang w:val="ar_AE" w:bidi="ar_AE"/>
-          </w:rPr>
-          <w:rPr>
-            <w:color w:val="0000EE"/>
-            <w:u w:val="single"/>
-          </w:rPr>
-          <w:t>16:10–11</w:t>
-        </w:r>
-      </w:hyperlink>
+      <w:r>
+        <w:rPr>
+          <w:rtl/>
+          <w:cs/>
+          <w:lang w:val="ar_AE" w:bidi="ar_AE"/>
+        </w:rPr>
+        <w:t>16:10–11</w:t>
+      </w:r>
       <w:r>
         <w:rPr>
           <w:rtl/>
@@ -3100,20 +2566,14 @@
         </w:rPr>
         <w:t xml:space="preserve">؛ </w:t>
       </w:r>
-      <w:hyperlink r:id="rId57">
-        <w:r>
-          <w:rPr>
-            <w:rtl/>
-            <w:cs/>
-            <w:lang w:val="ar_AE" w:bidi="ar_AE"/>
-          </w:rPr>
-          <w:rPr>
-            <w:color w:val="0000EE"/>
-            <w:u w:val="single"/>
-          </w:rPr>
-          <w:t>2كورنثوس 1:1</w:t>
-        </w:r>
-      </w:hyperlink>
+      <w:r>
+        <w:rPr>
+          <w:rtl/>
+          <w:cs/>
+          <w:lang w:val="ar_AE" w:bidi="ar_AE"/>
+        </w:rPr>
+        <w:t>2كورنثوس 1:1</w:t>
+      </w:r>
       <w:r>
         <w:rPr>
           <w:rtl/>
@@ -3122,20 +2582,14 @@
         </w:rPr>
         <w:t xml:space="preserve">، </w:t>
       </w:r>
-      <w:hyperlink r:id="rId76">
-        <w:r>
-          <w:rPr>
-            <w:rtl/>
-            <w:cs/>
-            <w:lang w:val="ar_AE" w:bidi="ar_AE"/>
-          </w:rPr>
-          <w:rPr>
-            <w:color w:val="0000EE"/>
-            <w:u w:val="single"/>
-          </w:rPr>
-          <w:t>19</w:t>
-        </w:r>
-      </w:hyperlink>
+      <w:r>
+        <w:rPr>
+          <w:rtl/>
+          <w:cs/>
+          <w:lang w:val="ar_AE" w:bidi="ar_AE"/>
+        </w:rPr>
+        <w:t>19</w:t>
+      </w:r>
       <w:r>
         <w:rPr>
           <w:rtl/>
@@ -3144,20 +2598,14 @@
         </w:rPr>
         <w:t xml:space="preserve">؛ </w:t>
       </w:r>
-      <w:hyperlink r:id="rId58">
-        <w:r>
-          <w:rPr>
-            <w:rtl/>
-            <w:cs/>
-            <w:lang w:val="ar_AE" w:bidi="ar_AE"/>
-          </w:rPr>
-          <w:rPr>
-            <w:color w:val="0000EE"/>
-            <w:u w:val="single"/>
-          </w:rPr>
-          <w:t>فيلبي 1:1</w:t>
-        </w:r>
-      </w:hyperlink>
+      <w:r>
+        <w:rPr>
+          <w:rtl/>
+          <w:cs/>
+          <w:lang w:val="ar_AE" w:bidi="ar_AE"/>
+        </w:rPr>
+        <w:t>فيلبي 1:1</w:t>
+      </w:r>
       <w:r>
         <w:rPr>
           <w:rtl/>
@@ -3166,20 +2614,14 @@
         </w:rPr>
         <w:t xml:space="preserve">؛ </w:t>
       </w:r>
-      <w:hyperlink r:id="rId52">
-        <w:r>
-          <w:rPr>
-            <w:rtl/>
-            <w:cs/>
-            <w:lang w:val="ar_AE" w:bidi="ar_AE"/>
-          </w:rPr>
-          <w:rPr>
-            <w:color w:val="0000EE"/>
-            <w:u w:val="single"/>
-          </w:rPr>
-          <w:t>2:19–23</w:t>
-        </w:r>
-      </w:hyperlink>
+      <w:r>
+        <w:rPr>
+          <w:rtl/>
+          <w:cs/>
+          <w:lang w:val="ar_AE" w:bidi="ar_AE"/>
+        </w:rPr>
+        <w:t>2:19–23</w:t>
+      </w:r>
       <w:r>
         <w:rPr>
           <w:rtl/>
@@ -3188,20 +2630,14 @@
         </w:rPr>
         <w:t xml:space="preserve">؛ </w:t>
       </w:r>
-      <w:hyperlink r:id="rId59">
-        <w:r>
-          <w:rPr>
-            <w:rtl/>
-            <w:cs/>
-            <w:lang w:val="ar_AE" w:bidi="ar_AE"/>
-          </w:rPr>
-          <w:rPr>
-            <w:color w:val="0000EE"/>
-            <w:u w:val="single"/>
-          </w:rPr>
-          <w:t>كولوسي 1:1</w:t>
-        </w:r>
-      </w:hyperlink>
+      <w:r>
+        <w:rPr>
+          <w:rtl/>
+          <w:cs/>
+          <w:lang w:val="ar_AE" w:bidi="ar_AE"/>
+        </w:rPr>
+        <w:t>كولوسي 1:1</w:t>
+      </w:r>
       <w:r>
         <w:rPr>
           <w:rtl/>
@@ -3210,20 +2646,14 @@
         </w:rPr>
         <w:t xml:space="preserve">؛ </w:t>
       </w:r>
-      <w:hyperlink r:id="rId60">
-        <w:r>
-          <w:rPr>
-            <w:rtl/>
-            <w:cs/>
-            <w:lang w:val="ar_AE" w:bidi="ar_AE"/>
-          </w:rPr>
-          <w:rPr>
-            <w:color w:val="0000EE"/>
-            <w:u w:val="single"/>
-          </w:rPr>
-          <w:t>1تسالونيكي 1:1</w:t>
-        </w:r>
-      </w:hyperlink>
+      <w:r>
+        <w:rPr>
+          <w:rtl/>
+          <w:cs/>
+          <w:lang w:val="ar_AE" w:bidi="ar_AE"/>
+        </w:rPr>
+        <w:t>1تسالونيكي 1:1</w:t>
+      </w:r>
       <w:r>
         <w:rPr>
           <w:rtl/>
@@ -3232,20 +2662,14 @@
         </w:rPr>
         <w:t xml:space="preserve">؛ </w:t>
       </w:r>
-      <w:hyperlink r:id="rId77">
-        <w:r>
-          <w:rPr>
-            <w:rtl/>
-            <w:cs/>
-            <w:lang w:val="ar_AE" w:bidi="ar_AE"/>
-          </w:rPr>
-          <w:rPr>
-            <w:color w:val="0000EE"/>
-            <w:u w:val="single"/>
-          </w:rPr>
-          <w:t>3:2–6</w:t>
-        </w:r>
-      </w:hyperlink>
+      <w:r>
+        <w:rPr>
+          <w:rtl/>
+          <w:cs/>
+          <w:lang w:val="ar_AE" w:bidi="ar_AE"/>
+        </w:rPr>
+        <w:t>3:2–6</w:t>
+      </w:r>
       <w:r>
         <w:rPr>
           <w:rtl/>
@@ -3254,20 +2678,14 @@
         </w:rPr>
         <w:t xml:space="preserve">؛ </w:t>
       </w:r>
-      <w:hyperlink r:id="rId61">
-        <w:r>
-          <w:rPr>
-            <w:rtl/>
-            <w:cs/>
-            <w:lang w:val="ar_AE" w:bidi="ar_AE"/>
-          </w:rPr>
-          <w:rPr>
-            <w:color w:val="0000EE"/>
-            <w:u w:val="single"/>
-          </w:rPr>
-          <w:t>2تسالونيكي 1:1</w:t>
-        </w:r>
-      </w:hyperlink>
+      <w:r>
+        <w:rPr>
+          <w:rtl/>
+          <w:cs/>
+          <w:lang w:val="ar_AE" w:bidi="ar_AE"/>
+        </w:rPr>
+        <w:t>2تسالونيكي 1:1</w:t>
+      </w:r>
       <w:r>
         <w:rPr>
           <w:rtl/>
@@ -3276,20 +2694,14 @@
         </w:rPr>
         <w:t xml:space="preserve">؛ 1–2 تيموثاوس؛ </w:t>
       </w:r>
-      <w:hyperlink r:id="rId62">
-        <w:r>
-          <w:rPr>
-            <w:rtl/>
-            <w:cs/>
-            <w:lang w:val="ar_AE" w:bidi="ar_AE"/>
-          </w:rPr>
-          <w:rPr>
-            <w:color w:val="0000EE"/>
-            <w:u w:val="single"/>
-          </w:rPr>
-          <w:t>فليمون 1:1</w:t>
-        </w:r>
-      </w:hyperlink>
+      <w:r>
+        <w:rPr>
+          <w:rtl/>
+          <w:cs/>
+          <w:lang w:val="ar_AE" w:bidi="ar_AE"/>
+        </w:rPr>
+        <w:t>فليمون 1:1</w:t>
+      </w:r>
       <w:r>
         <w:rPr>
           <w:rtl/>
@@ -3298,20 +2710,14 @@
         </w:rPr>
         <w:t xml:space="preserve">؛ </w:t>
       </w:r>
-      <w:hyperlink r:id="rId74">
-        <w:r>
-          <w:rPr>
-            <w:rtl/>
-            <w:cs/>
-            <w:lang w:val="ar_AE" w:bidi="ar_AE"/>
-          </w:rPr>
-          <w:rPr>
-            <w:color w:val="0000EE"/>
-            <w:u w:val="single"/>
-          </w:rPr>
-          <w:t>عبرانيين 13:23</w:t>
-        </w:r>
-      </w:hyperlink>
+      <w:r>
+        <w:rPr>
+          <w:rtl/>
+          <w:cs/>
+          <w:lang w:val="ar_AE" w:bidi="ar_AE"/>
+        </w:rPr>
+        <w:t>عبرانيين 13:23</w:t>
+      </w:r>
       <w:r>
         <w:rPr>
           <w:rtl/>
